--- a/word/Capsula_10_Configura_finalizacion_y_restricciones.docx
+++ b/word/Capsula_10_Configura_finalizacion_y_restricciones.docx
@@ -2,6 +2,52 @@
 <file path=word/document.xml><?xml version="1.0" encoding="utf-8"?>
 <w:document xmlns:wpc="http://schemas.microsoft.com/office/word/2010/wordprocessingCanvas" xmlns:mc="http://schemas.openxmlformats.org/markup-compatibility/2006" xmlns:o="urn:schemas-microsoft-com:office:office" xmlns:r="http://schemas.openxmlformats.org/officeDocument/2006/relationships" xmlns:m="http://schemas.openxmlformats.org/officeDocument/2006/math" xmlns:v="urn:schemas-microsoft-com:vml" xmlns:wp14="http://schemas.microsoft.com/office/word/2010/wordprocessingDrawing" xmlns:wp="http://schemas.openxmlformats.org/drawingml/2006/wordprocessingDrawing" xmlns:w10="urn:schemas-microsoft-com:office:word" xmlns:w="http://schemas.openxmlformats.org/wordprocessingml/2006/main" xmlns:w14="http://schemas.microsoft.com/office/word/2010/wordml" xmlns:w15="http://schemas.microsoft.com/office/word/2012/wordml" xmlns:wpg="http://schemas.microsoft.com/office/word/2010/wordprocessingGroup" xmlns:wpi="http://schemas.microsoft.com/office/word/2010/wordprocessingInk" xmlns:wne="http://schemas.microsoft.com/office/word/2006/wordml" xmlns:wps="http://schemas.microsoft.com/office/word/2010/wordprocessingShape" xmlns:cx="http://schemas.microsoft.com/office/drawing/2014/chartex" xmlns:cx1="http://schemas.microsoft.com/office/drawing/2015/9/8/chartex" xmlns:cx2="http://schemas.microsoft.com/office/drawing/2015/10/21/chartex" xmlns:cx3="http://schemas.microsoft.com/office/drawing/2016/5/9/chartex" xmlns:cx4="http://schemas.microsoft.com/office/drawing/2016/5/10/chartex" xmlns:cx5="http://schemas.microsoft.com/office/drawing/2016/5/11/chartex" xmlns:cx6="http://schemas.microsoft.com/office/drawing/2016/5/12/chartex" xmlns:cx7="http://schemas.microsoft.com/office/drawing/2016/5/13/chartex" xmlns:cx8="http://schemas.microsoft.com/office/drawing/2016/5/14/chartex" xmlns:aink="http://schemas.microsoft.com/office/drawing/2016/ink" xmlns:am3d="http://schemas.microsoft.com/office/drawing/2017/model3d" xmlns:w16cex="http://schemas.microsoft.com/office/word/2018/wordml/cex" xmlns:w16cid="http://schemas.microsoft.com/office/word/2016/wordml/cid" xmlns:w16="http://schemas.microsoft.com/office/word/2018/wordml" xmlns:w16sdtdh="http://schemas.microsoft.com/office/word/2020/wordml/sdtdatahash" xmlns:w16se="http://schemas.microsoft.com/office/word/2015/wordml/symex" mc:Ignorable="w14 w15 wp14">
   <w:body>
+    <w:p>
+      <w:pPr>
+        <w:spacing w:after="200"/>
+        <w:jc w:val="center"/>
+      </w:pPr>
+      <w:r>
+        <w:drawing>
+          <wp:inline distT="0" distB="0" distL="0" distR="0">
+            <wp:extent cx="5143500" cy="914400"/>
+            <wp:effectExtent t="0" r="0" b="0" l="0"/>
+            <wp:docPr id="10" name="logos" descr="Universidad de San Buenaventura, Acreditación Institucional Multicampus de Alta Calidad y CEA" title="Logos institucionales"/>
+            <wp:cNvGraphicFramePr>
+              <a:graphicFrameLocks xmlns:a="http://schemas.openxmlformats.org/drawingml/2006/main" noChangeAspect="1"/>
+            </wp:cNvGraphicFramePr>
+            <a:graphic xmlns:a="http://schemas.openxmlformats.org/drawingml/2006/main">
+              <a:graphicData uri="http://schemas.openxmlformats.org/drawingml/2006/picture">
+                <pic:pic xmlns:pic="http://schemas.openxmlformats.org/drawingml/2006/picture">
+                  <pic:nvPicPr>
+                    <pic:cNvPr id="0" name="" descr=""/>
+                    <pic:cNvPicPr>
+                      <a:picLocks noChangeAspect="1" noChangeArrowheads="1"/>
+                    </pic:cNvPicPr>
+                  </pic:nvPicPr>
+                  <pic:blipFill>
+                    <a:blip r:embed="rId9" cstate="none"/>
+                    <a:srcRect/>
+                    <a:stretch>
+                      <a:fillRect/>
+                    </a:stretch>
+                  </pic:blipFill>
+                  <pic:spPr bwMode="auto">
+                    <a:xfrm>
+                      <a:off x="0" y="0"/>
+                      <a:ext cx="5143500" cy="914400"/>
+                    </a:xfrm>
+                    <a:prstGeom prst="rect">
+                      <a:avLst/>
+                    </a:prstGeom>
+                  </pic:spPr>
+                </pic:pic>
+              </a:graphicData>
+            </a:graphic>
+          </wp:inline>
+        </w:drawing>
+      </w:r>
+    </w:p>
     <w:tbl>
       <w:tblPr>
         <w:tblW w:type="dxa" w:w="10080"/>
@@ -28,7 +74,7 @@
               <w:bottom w:val="none" w:color="FFFFFF" w:sz="0"/>
               <w:right w:val="none" w:color="FFFFFF" w:sz="0"/>
             </w:tcBorders>
-            <w:shd w:fill="6D28D9" w:color="auto" w:val="clear"/>
+            <w:shd w:fill="1D1D1B" w:color="auto" w:val="clear"/>
             <w:tcMar>
               <w:top w:type="dxa" w:w="360"/>
               <w:left w:type="dxa" w:w="360"/>
@@ -72,6 +118,14 @@
         </w:tc>
       </w:tr>
     </w:tbl>
+    <w:p>
+      <w:pPr>
+        <w:pBdr>
+          <w:top w:val="single" w:color="EF7D00" w:sz="36" w:space="0"/>
+        </w:pBdr>
+        <w:spacing w:after="0"/>
+      </w:pPr>
+    </w:p>
     <w:tbl>
       <w:tblPr>
         <w:tblW w:type="dxa" w:w="10080"/>
@@ -81,7 +135,7 @@
           <w:bottom w:val="none" w:color="FFFFFF" w:sz="0"/>
           <w:right w:val="none" w:color="FFFFFF" w:sz="0"/>
           <w:insideH w:val="none" w:color="FFFFFF" w:sz="0"/>
-          <w:insideV w:val="single" w:color="E5E7EB" w:sz="4"/>
+          <w:insideV w:val="single" w:color="E2E2DF" w:sz="4"/>
         </w:tblBorders>
         <w:tblLayout w:type="fixed"/>
       </w:tblPr>
@@ -95,7 +149,7 @@
         <w:tc>
           <w:tcPr>
             <w:tcW w:type="dxa" w:w="2520"/>
-            <w:shd w:fill="F1EBFD" w:color="auto" w:val="clear"/>
+            <w:shd w:fill="EDEDEB" w:color="auto" w:val="clear"/>
             <w:tcMar>
               <w:top w:type="dxa" w:w="140"/>
               <w:left w:type="dxa" w:w="200"/>
@@ -112,7 +166,7 @@
                 <w:rFonts w:ascii="Calibri" w:cs="Calibri" w:eastAsia="Calibri" w:hAnsi="Calibri"/>
                 <w:b/>
                 <w:bCs/>
-                <w:color w:val="4B5563"/>
+                <w:color w:val="5C5C5A"/>
                 <w:spacing w:val="20"/>
                 <w:sz w:val="15"/>
                 <w:szCs w:val="15"/>
@@ -126,7 +180,7 @@
                 <w:rFonts w:ascii="Calibri" w:cs="Calibri" w:eastAsia="Calibri" w:hAnsi="Calibri"/>
                 <w:b/>
                 <w:bCs/>
-                <w:color w:val="1F2937"/>
+                <w:color w:val="1D1D1B"/>
                 <w:sz w:val="20"/>
                 <w:szCs w:val="20"/>
               </w:rPr>
@@ -137,7 +191,7 @@
         <w:tc>
           <w:tcPr>
             <w:tcW w:type="dxa" w:w="2520"/>
-            <w:shd w:fill="F1EBFD" w:color="auto" w:val="clear"/>
+            <w:shd w:fill="EDEDEB" w:color="auto" w:val="clear"/>
             <w:tcMar>
               <w:top w:type="dxa" w:w="140"/>
               <w:left w:type="dxa" w:w="200"/>
@@ -154,7 +208,7 @@
                 <w:rFonts w:ascii="Calibri" w:cs="Calibri" w:eastAsia="Calibri" w:hAnsi="Calibri"/>
                 <w:b/>
                 <w:bCs/>
-                <w:color w:val="4B5563"/>
+                <w:color w:val="5C5C5A"/>
                 <w:spacing w:val="20"/>
                 <w:sz w:val="15"/>
                 <w:szCs w:val="15"/>
@@ -168,7 +222,7 @@
                 <w:rFonts w:ascii="Calibri" w:cs="Calibri" w:eastAsia="Calibri" w:hAnsi="Calibri"/>
                 <w:b/>
                 <w:bCs/>
-                <w:color w:val="1F2937"/>
+                <w:color w:val="1D1D1B"/>
                 <w:sz w:val="20"/>
                 <w:szCs w:val="20"/>
               </w:rPr>
@@ -179,7 +233,7 @@
         <w:tc>
           <w:tcPr>
             <w:tcW w:type="dxa" w:w="2520"/>
-            <w:shd w:fill="F1EBFD" w:color="auto" w:val="clear"/>
+            <w:shd w:fill="EDEDEB" w:color="auto" w:val="clear"/>
             <w:tcMar>
               <w:top w:type="dxa" w:w="140"/>
               <w:left w:type="dxa" w:w="200"/>
@@ -196,7 +250,7 @@
                 <w:rFonts w:ascii="Calibri" w:cs="Calibri" w:eastAsia="Calibri" w:hAnsi="Calibri"/>
                 <w:b/>
                 <w:bCs/>
-                <w:color w:val="4B5563"/>
+                <w:color w:val="5C5C5A"/>
                 <w:spacing w:val="20"/>
                 <w:sz w:val="15"/>
                 <w:szCs w:val="15"/>
@@ -210,7 +264,7 @@
                 <w:rFonts w:ascii="Calibri" w:cs="Calibri" w:eastAsia="Calibri" w:hAnsi="Calibri"/>
                 <w:b/>
                 <w:bCs/>
-                <w:color w:val="1F2937"/>
+                <w:color w:val="1D1D1B"/>
                 <w:sz w:val="20"/>
                 <w:szCs w:val="20"/>
               </w:rPr>
@@ -221,7 +275,7 @@
         <w:tc>
           <w:tcPr>
             <w:tcW w:type="dxa" w:w="2520"/>
-            <w:shd w:fill="F1EBFD" w:color="auto" w:val="clear"/>
+            <w:shd w:fill="EDEDEB" w:color="auto" w:val="clear"/>
             <w:tcMar>
               <w:top w:type="dxa" w:w="140"/>
               <w:left w:type="dxa" w:w="200"/>
@@ -238,7 +292,7 @@
                 <w:rFonts w:ascii="Calibri" w:cs="Calibri" w:eastAsia="Calibri" w:hAnsi="Calibri"/>
                 <w:b/>
                 <w:bCs/>
-                <w:color w:val="4B5563"/>
+                <w:color w:val="5C5C5A"/>
                 <w:spacing w:val="20"/>
                 <w:sz w:val="15"/>
                 <w:szCs w:val="15"/>
@@ -252,7 +306,7 @@
                 <w:rFonts w:ascii="Calibri" w:cs="Calibri" w:eastAsia="Calibri" w:hAnsi="Calibri"/>
                 <w:b/>
                 <w:bCs/>
-                <w:color w:val="1F2937"/>
+                <w:color w:val="1D1D1B"/>
                 <w:sz w:val="20"/>
                 <w:szCs w:val="20"/>
               </w:rPr>
@@ -272,7 +326,7 @@
         <w:pStyle w:val="Heading1"/>
         <w:keepNext/>
         <w:pBdr>
-          <w:bottom w:val="single" w:color="6D28D9" w:sz="8" w:space="4"/>
+          <w:bottom w:val="single" w:color="1D1D1B" w:sz="18" w:space="4"/>
         </w:pBdr>
         <w:spacing w:after="160" w:before="360"/>
       </w:pPr>
@@ -281,11 +335,11 @@
           <w:rFonts w:ascii="Calibri" w:cs="Calibri" w:eastAsia="Calibri" w:hAnsi="Calibri"/>
           <w:b/>
           <w:bCs/>
-          <w:color w:val="6D28D9"/>
-          <w:sz w:val="30"/>
-          <w:szCs w:val="30"/>
-        </w:rPr>
-        <w:t xml:space="preserve">¿Qué lograrás?</w:t>
+          <w:color w:val="1D1D1B"/>
+          <w:sz w:val="28"/>
+          <w:szCs w:val="28"/>
+        </w:rPr>
+        <w:t xml:space="preserve">¿QUÉ LOGRARÁS?</w:t>
       </w:r>
     </w:p>
     <w:tbl>
@@ -310,11 +364,11 @@
             <w:tcW w:type="dxa" w:w="10080"/>
             <w:tcBorders>
               <w:top w:val="none" w:color="FFFFFF" w:sz="0"/>
-              <w:left w:val="single" w:color="6D28D9" w:sz="24"/>
+              <w:left w:val="single" w:color="1D1D1B" w:sz="24"/>
               <w:bottom w:val="none" w:color="FFFFFF" w:sz="0"/>
               <w:right w:val="none" w:color="FFFFFF" w:sz="0"/>
             </w:tcBorders>
-            <w:shd w:fill="F1EBFD" w:color="auto" w:val="clear"/>
+            <w:shd w:fill="EDEDEB" w:color="auto" w:val="clear"/>
             <w:tcMar>
               <w:top w:type="dxa" w:w="160"/>
               <w:left w:type="dxa" w:w="240"/>
@@ -331,7 +385,7 @@
                 <w:rFonts w:ascii="Calibri" w:cs="Calibri" w:eastAsia="Calibri" w:hAnsi="Calibri"/>
                 <w:b/>
                 <w:bCs/>
-                <w:color w:val="6D28D9"/>
+                <w:color w:val="1D1D1B"/>
                 <w:spacing w:val="20"/>
                 <w:sz w:val="17"/>
                 <w:szCs w:val="17"/>
@@ -346,7 +400,7 @@
             <w:r>
               <w:rPr>
                 <w:rFonts w:ascii="Calibri" w:cs="Calibri" w:eastAsia="Calibri" w:hAnsi="Calibri"/>
-                <w:color w:val="1F2937"/>
+                <w:color w:val="1D1D1B"/>
                 <w:sz w:val="23"/>
                 <w:szCs w:val="23"/>
               </w:rPr>
@@ -366,7 +420,7 @@
         <w:pStyle w:val="Heading1"/>
         <w:keepNext/>
         <w:pBdr>
-          <w:bottom w:val="single" w:color="6D28D9" w:sz="8" w:space="4"/>
+          <w:bottom w:val="single" w:color="1D1D1B" w:sz="18" w:space="4"/>
         </w:pBdr>
         <w:spacing w:after="160" w:before="360"/>
       </w:pPr>
@@ -375,11 +429,11 @@
           <w:rFonts w:ascii="Calibri" w:cs="Calibri" w:eastAsia="Calibri" w:hAnsi="Calibri"/>
           <w:b/>
           <w:bCs/>
-          <w:color w:val="6D28D9"/>
-          <w:sz w:val="30"/>
-          <w:szCs w:val="30"/>
-        </w:rPr>
-        <w:t xml:space="preserve">Para empezar</w:t>
+          <w:color w:val="1D1D1B"/>
+          <w:sz w:val="28"/>
+          <w:szCs w:val="28"/>
+        </w:rPr>
+        <w:t xml:space="preserve">PARA EMPEZAR</w:t>
       </w:r>
     </w:p>
     <w:p>
@@ -389,7 +443,7 @@
       <w:r>
         <w:rPr>
           <w:rFonts w:ascii="Calibri" w:cs="Calibri" w:eastAsia="Calibri" w:hAnsi="Calibri"/>
-          <w:color w:val="1F2937"/>
+          <w:color w:val="1D1D1B"/>
           <w:sz w:val="22"/>
           <w:szCs w:val="22"/>
         </w:rPr>
@@ -403,7 +457,7 @@
       <w:r>
         <w:rPr>
           <w:rFonts w:ascii="Calibri" w:cs="Calibri" w:eastAsia="Calibri" w:hAnsi="Calibri"/>
-          <w:color w:val="1F2937"/>
+          <w:color w:val="1D1D1B"/>
           <w:sz w:val="22"/>
           <w:szCs w:val="22"/>
         </w:rPr>
@@ -421,7 +475,7 @@
           <w:rFonts w:ascii="Calibri" w:cs="Calibri" w:eastAsia="Calibri" w:hAnsi="Calibri"/>
           <w:b/>
           <w:bCs/>
-          <w:color w:val="1F2937"/>
+          <w:color w:val="1D1D1B"/>
           <w:sz w:val="23"/>
           <w:szCs w:val="23"/>
         </w:rPr>
@@ -440,7 +494,7 @@
       <w:r>
         <w:rPr>
           <w:rFonts w:ascii="Calibri" w:cs="Calibri" w:eastAsia="Calibri" w:hAnsi="Calibri"/>
-          <w:color w:val="1F2937"/>
+          <w:color w:val="1D1D1B"/>
           <w:sz w:val="22"/>
           <w:szCs w:val="22"/>
         </w:rPr>
@@ -459,7 +513,7 @@
       <w:r>
         <w:rPr>
           <w:rFonts w:ascii="Calibri" w:cs="Calibri" w:eastAsia="Calibri" w:hAnsi="Calibri"/>
-          <w:color w:val="1F2937"/>
+          <w:color w:val="1D1D1B"/>
           <w:sz w:val="22"/>
           <w:szCs w:val="22"/>
         </w:rPr>
@@ -471,7 +525,7 @@
         <w:pStyle w:val="Heading1"/>
         <w:keepNext/>
         <w:pBdr>
-          <w:bottom w:val="single" w:color="6D28D9" w:sz="8" w:space="4"/>
+          <w:bottom w:val="single" w:color="1D1D1B" w:sz="18" w:space="4"/>
         </w:pBdr>
         <w:spacing w:after="160" w:before="360"/>
       </w:pPr>
@@ -480,11 +534,11 @@
           <w:rFonts w:ascii="Calibri" w:cs="Calibri" w:eastAsia="Calibri" w:hAnsi="Calibri"/>
           <w:b/>
           <w:bCs/>
-          <w:color w:val="6D28D9"/>
-          <w:sz w:val="30"/>
-          <w:szCs w:val="30"/>
-        </w:rPr>
-        <w:t xml:space="preserve">Paso a paso</w:t>
+          <w:color w:val="1D1D1B"/>
+          <w:sz w:val="28"/>
+          <w:szCs w:val="28"/>
+        </w:rPr>
+        <w:t xml:space="preserve">PASO A PASO</w:t>
       </w:r>
     </w:p>
     <w:p>
@@ -492,9 +546,9 @@
         <w:pStyle w:val="Heading2"/>
         <w:keepNext/>
         <w:pBdr>
-          <w:left w:val="single" w:color="6D28D9" w:sz="24" w:space="8"/>
+          <w:left w:val="single" w:color="1D1D1B" w:sz="36" w:space="8"/>
         </w:pBdr>
-        <w:shd w:fill="F1EBFD" w:color="auto" w:val="clear"/>
+        <w:shd w:fill="EDEDEB" w:color="auto" w:val="clear"/>
         <w:spacing w:after="100" w:before="280"/>
         <w:ind w:left="160"/>
       </w:pPr>
@@ -503,7 +557,7 @@
           <w:rFonts w:ascii="Calibri" w:cs="Calibri" w:eastAsia="Calibri" w:hAnsi="Calibri"/>
           <w:b/>
           <w:bCs/>
-          <w:color w:val="6D28D9"/>
+          <w:color w:val="1D1D1B"/>
           <w:spacing w:val="20"/>
           <w:sz w:val="18"/>
           <w:szCs w:val="18"/>
@@ -521,7 +575,7 @@
           <w:rFonts w:ascii="Calibri" w:cs="Calibri" w:eastAsia="Calibri" w:hAnsi="Calibri"/>
           <w:b/>
           <w:bCs/>
-          <w:color w:val="1F2937"/>
+          <w:color w:val="1D1D1B"/>
           <w:sz w:val="24"/>
           <w:szCs w:val="24"/>
         </w:rPr>
@@ -540,7 +594,7 @@
       <w:r>
         <w:rPr>
           <w:rFonts w:ascii="Calibri" w:cs="Calibri" w:eastAsia="Calibri" w:hAnsi="Calibri"/>
-          <w:color w:val="1F2937"/>
+          <w:color w:val="1D1D1B"/>
           <w:sz w:val="22"/>
           <w:szCs w:val="22"/>
         </w:rPr>
@@ -559,7 +613,7 @@
       <w:r>
         <w:rPr>
           <w:rFonts w:ascii="Calibri" w:cs="Calibri" w:eastAsia="Calibri" w:hAnsi="Calibri"/>
-          <w:color w:val="1F2937"/>
+          <w:color w:val="1D1D1B"/>
           <w:sz w:val="22"/>
           <w:szCs w:val="22"/>
         </w:rPr>
@@ -571,9 +625,9 @@
         <w:pStyle w:val="Heading2"/>
         <w:keepNext/>
         <w:pBdr>
-          <w:left w:val="single" w:color="6D28D9" w:sz="24" w:space="8"/>
+          <w:left w:val="single" w:color="1D1D1B" w:sz="36" w:space="8"/>
         </w:pBdr>
-        <w:shd w:fill="F1EBFD" w:color="auto" w:val="clear"/>
+        <w:shd w:fill="EDEDEB" w:color="auto" w:val="clear"/>
         <w:spacing w:after="100" w:before="280"/>
         <w:ind w:left="160"/>
       </w:pPr>
@@ -582,7 +636,7 @@
           <w:rFonts w:ascii="Calibri" w:cs="Calibri" w:eastAsia="Calibri" w:hAnsi="Calibri"/>
           <w:b/>
           <w:bCs/>
-          <w:color w:val="6D28D9"/>
+          <w:color w:val="1D1D1B"/>
           <w:spacing w:val="20"/>
           <w:sz w:val="18"/>
           <w:szCs w:val="18"/>
@@ -600,7 +654,7 @@
           <w:rFonts w:ascii="Calibri" w:cs="Calibri" w:eastAsia="Calibri" w:hAnsi="Calibri"/>
           <w:b/>
           <w:bCs/>
-          <w:color w:val="1F2937"/>
+          <w:color w:val="1D1D1B"/>
           <w:sz w:val="24"/>
           <w:szCs w:val="24"/>
         </w:rPr>
@@ -619,7 +673,7 @@
       <w:r>
         <w:rPr>
           <w:rFonts w:ascii="Calibri" w:cs="Calibri" w:eastAsia="Calibri" w:hAnsi="Calibri"/>
-          <w:color w:val="1F2937"/>
+          <w:color w:val="1D1D1B"/>
           <w:sz w:val="22"/>
           <w:szCs w:val="22"/>
         </w:rPr>
@@ -638,7 +692,7 @@
       <w:r>
         <w:rPr>
           <w:rFonts w:ascii="Calibri" w:cs="Calibri" w:eastAsia="Calibri" w:hAnsi="Calibri"/>
-          <w:color w:val="1F2937"/>
+          <w:color w:val="1D1D1B"/>
           <w:sz w:val="22"/>
           <w:szCs w:val="22"/>
         </w:rPr>
@@ -657,7 +711,7 @@
       <w:r>
         <w:rPr>
           <w:rFonts w:ascii="Calibri" w:cs="Calibri" w:eastAsia="Calibri" w:hAnsi="Calibri"/>
-          <w:color w:val="1F2937"/>
+          <w:color w:val="1D1D1B"/>
           <w:sz w:val="22"/>
           <w:szCs w:val="22"/>
         </w:rPr>
@@ -676,7 +730,7 @@
       <w:r>
         <w:rPr>
           <w:rFonts w:ascii="Calibri" w:cs="Calibri" w:eastAsia="Calibri" w:hAnsi="Calibri"/>
-          <w:color w:val="1F2937"/>
+          <w:color w:val="1D1D1B"/>
           <w:sz w:val="22"/>
           <w:szCs w:val="22"/>
         </w:rPr>
@@ -695,7 +749,7 @@
       <w:r>
         <w:rPr>
           <w:rFonts w:ascii="Calibri" w:cs="Calibri" w:eastAsia="Calibri" w:hAnsi="Calibri"/>
-          <w:color w:val="1F2937"/>
+          <w:color w:val="1D1D1B"/>
           <w:sz w:val="22"/>
           <w:szCs w:val="22"/>
         </w:rPr>
@@ -724,11 +778,11 @@
             <w:tcW w:type="dxa" w:w="10080"/>
             <w:tcBorders>
               <w:top w:val="none" w:color="FFFFFF" w:sz="0"/>
-              <w:left w:val="single" w:color="B45309" w:sz="24"/>
+              <w:left w:val="single" w:color="EF7D00" w:sz="24"/>
               <w:bottom w:val="none" w:color="FFFFFF" w:sz="0"/>
               <w:right w:val="none" w:color="FFFFFF" w:sz="0"/>
             </w:tcBorders>
-            <w:shd w:fill="FEF6E4" w:color="auto" w:val="clear"/>
+            <w:shd w:fill="FFF4DC" w:color="auto" w:val="clear"/>
             <w:tcMar>
               <w:top w:type="dxa" w:w="160"/>
               <w:left w:type="dxa" w:w="240"/>
@@ -745,7 +799,7 @@
                 <w:rFonts w:ascii="Calibri" w:cs="Calibri" w:eastAsia="Calibri" w:hAnsi="Calibri"/>
                 <w:b/>
                 <w:bCs/>
-                <w:color w:val="B45309"/>
+                <w:color w:val="8A5A00"/>
                 <w:spacing w:val="20"/>
                 <w:sz w:val="17"/>
                 <w:szCs w:val="17"/>
@@ -760,7 +814,7 @@
             <w:r>
               <w:rPr>
                 <w:rFonts w:ascii="Calibri" w:cs="Calibri" w:eastAsia="Calibri" w:hAnsi="Calibri"/>
-                <w:color w:val="1F2937"/>
+                <w:color w:val="1D1D1B"/>
                 <w:sz w:val="22"/>
                 <w:szCs w:val="22"/>
               </w:rPr>
@@ -780,9 +834,9 @@
         <w:pStyle w:val="Heading2"/>
         <w:keepNext/>
         <w:pBdr>
-          <w:left w:val="single" w:color="6D28D9" w:sz="24" w:space="8"/>
+          <w:left w:val="single" w:color="1D1D1B" w:sz="36" w:space="8"/>
         </w:pBdr>
-        <w:shd w:fill="F1EBFD" w:color="auto" w:val="clear"/>
+        <w:shd w:fill="EDEDEB" w:color="auto" w:val="clear"/>
         <w:spacing w:after="100" w:before="280"/>
         <w:ind w:left="160"/>
       </w:pPr>
@@ -791,7 +845,7 @@
           <w:rFonts w:ascii="Calibri" w:cs="Calibri" w:eastAsia="Calibri" w:hAnsi="Calibri"/>
           <w:b/>
           <w:bCs/>
-          <w:color w:val="6D28D9"/>
+          <w:color w:val="1D1D1B"/>
           <w:spacing w:val="20"/>
           <w:sz w:val="18"/>
           <w:szCs w:val="18"/>
@@ -809,7 +863,7 @@
           <w:rFonts w:ascii="Calibri" w:cs="Calibri" w:eastAsia="Calibri" w:hAnsi="Calibri"/>
           <w:b/>
           <w:bCs/>
-          <w:color w:val="1F2937"/>
+          <w:color w:val="1D1D1B"/>
           <w:sz w:val="24"/>
           <w:szCs w:val="24"/>
         </w:rPr>
@@ -828,7 +882,7 @@
       <w:r>
         <w:rPr>
           <w:rFonts w:ascii="Calibri" w:cs="Calibri" w:eastAsia="Calibri" w:hAnsi="Calibri"/>
-          <w:color w:val="1F2937"/>
+          <w:color w:val="1D1D1B"/>
           <w:sz w:val="22"/>
           <w:szCs w:val="22"/>
         </w:rPr>
@@ -847,7 +901,7 @@
       <w:r>
         <w:rPr>
           <w:rFonts w:ascii="Calibri" w:cs="Calibri" w:eastAsia="Calibri" w:hAnsi="Calibri"/>
-          <w:color w:val="1F2937"/>
+          <w:color w:val="1D1D1B"/>
           <w:sz w:val="22"/>
           <w:szCs w:val="22"/>
         </w:rPr>
@@ -866,7 +920,7 @@
       <w:r>
         <w:rPr>
           <w:rFonts w:ascii="Calibri" w:cs="Calibri" w:eastAsia="Calibri" w:hAnsi="Calibri"/>
-          <w:color w:val="1F2937"/>
+          <w:color w:val="1D1D1B"/>
           <w:sz w:val="22"/>
           <w:szCs w:val="22"/>
         </w:rPr>
@@ -885,7 +939,7 @@
       <w:r>
         <w:rPr>
           <w:rFonts w:ascii="Calibri" w:cs="Calibri" w:eastAsia="Calibri" w:hAnsi="Calibri"/>
-          <w:color w:val="1F2937"/>
+          <w:color w:val="1D1D1B"/>
           <w:sz w:val="22"/>
           <w:szCs w:val="22"/>
         </w:rPr>
@@ -904,7 +958,7 @@
       <w:r>
         <w:rPr>
           <w:rFonts w:ascii="Calibri" w:cs="Calibri" w:eastAsia="Calibri" w:hAnsi="Calibri"/>
-          <w:color w:val="1F2937"/>
+          <w:color w:val="1D1D1B"/>
           <w:sz w:val="22"/>
           <w:szCs w:val="22"/>
         </w:rPr>
@@ -923,7 +977,7 @@
       <w:r>
         <w:rPr>
           <w:rFonts w:ascii="Calibri" w:cs="Calibri" w:eastAsia="Calibri" w:hAnsi="Calibri"/>
-          <w:color w:val="1F2937"/>
+          <w:color w:val="1D1D1B"/>
           <w:sz w:val="22"/>
           <w:szCs w:val="22"/>
         </w:rPr>
@@ -942,7 +996,7 @@
       <w:r>
         <w:rPr>
           <w:rFonts w:ascii="Calibri" w:cs="Calibri" w:eastAsia="Calibri" w:hAnsi="Calibri"/>
-          <w:color w:val="1F2937"/>
+          <w:color w:val="1D1D1B"/>
           <w:sz w:val="22"/>
           <w:szCs w:val="22"/>
         </w:rPr>
@@ -954,9 +1008,9 @@
         <w:pStyle w:val="Heading2"/>
         <w:keepNext/>
         <w:pBdr>
-          <w:left w:val="single" w:color="6D28D9" w:sz="24" w:space="8"/>
+          <w:left w:val="single" w:color="1D1D1B" w:sz="36" w:space="8"/>
         </w:pBdr>
-        <w:shd w:fill="F1EBFD" w:color="auto" w:val="clear"/>
+        <w:shd w:fill="EDEDEB" w:color="auto" w:val="clear"/>
         <w:spacing w:after="100" w:before="280"/>
         <w:ind w:left="160"/>
       </w:pPr>
@@ -965,7 +1019,7 @@
           <w:rFonts w:ascii="Calibri" w:cs="Calibri" w:eastAsia="Calibri" w:hAnsi="Calibri"/>
           <w:b/>
           <w:bCs/>
-          <w:color w:val="6D28D9"/>
+          <w:color w:val="1D1D1B"/>
           <w:spacing w:val="20"/>
           <w:sz w:val="18"/>
           <w:szCs w:val="18"/>
@@ -983,7 +1037,7 @@
           <w:rFonts w:ascii="Calibri" w:cs="Calibri" w:eastAsia="Calibri" w:hAnsi="Calibri"/>
           <w:b/>
           <w:bCs/>
-          <w:color w:val="1F2937"/>
+          <w:color w:val="1D1D1B"/>
           <w:sz w:val="24"/>
           <w:szCs w:val="24"/>
         </w:rPr>
@@ -1002,7 +1056,7 @@
       <w:r>
         <w:rPr>
           <w:rFonts w:ascii="Calibri" w:cs="Calibri" w:eastAsia="Calibri" w:hAnsi="Calibri"/>
-          <w:color w:val="1F2937"/>
+          <w:color w:val="1D1D1B"/>
           <w:sz w:val="22"/>
           <w:szCs w:val="22"/>
         </w:rPr>
@@ -1021,7 +1075,7 @@
       <w:r>
         <w:rPr>
           <w:rFonts w:ascii="Calibri" w:cs="Calibri" w:eastAsia="Calibri" w:hAnsi="Calibri"/>
-          <w:color w:val="1F2937"/>
+          <w:color w:val="1D1D1B"/>
           <w:sz w:val="22"/>
           <w:szCs w:val="22"/>
         </w:rPr>
@@ -1033,9 +1087,9 @@
         <w:pStyle w:val="Heading2"/>
         <w:keepNext/>
         <w:pBdr>
-          <w:left w:val="single" w:color="6D28D9" w:sz="24" w:space="8"/>
+          <w:left w:val="single" w:color="1D1D1B" w:sz="36" w:space="8"/>
         </w:pBdr>
-        <w:shd w:fill="F1EBFD" w:color="auto" w:val="clear"/>
+        <w:shd w:fill="EDEDEB" w:color="auto" w:val="clear"/>
         <w:spacing w:after="100" w:before="280"/>
         <w:ind w:left="160"/>
       </w:pPr>
@@ -1044,7 +1098,7 @@
           <w:rFonts w:ascii="Calibri" w:cs="Calibri" w:eastAsia="Calibri" w:hAnsi="Calibri"/>
           <w:b/>
           <w:bCs/>
-          <w:color w:val="6D28D9"/>
+          <w:color w:val="1D1D1B"/>
           <w:spacing w:val="20"/>
           <w:sz w:val="18"/>
           <w:szCs w:val="18"/>
@@ -1062,7 +1116,7 @@
           <w:rFonts w:ascii="Calibri" w:cs="Calibri" w:eastAsia="Calibri" w:hAnsi="Calibri"/>
           <w:b/>
           <w:bCs/>
-          <w:color w:val="1F2937"/>
+          <w:color w:val="1D1D1B"/>
           <w:sz w:val="24"/>
           <w:szCs w:val="24"/>
         </w:rPr>
@@ -1081,7 +1135,7 @@
       <w:r>
         <w:rPr>
           <w:rFonts w:ascii="Calibri" w:cs="Calibri" w:eastAsia="Calibri" w:hAnsi="Calibri"/>
-          <w:color w:val="1F2937"/>
+          <w:color w:val="1D1D1B"/>
           <w:sz w:val="22"/>
           <w:szCs w:val="22"/>
         </w:rPr>
@@ -1093,9 +1147,9 @@
         <w:pStyle w:val="Heading2"/>
         <w:keepNext/>
         <w:pBdr>
-          <w:left w:val="single" w:color="6D28D9" w:sz="24" w:space="8"/>
+          <w:left w:val="single" w:color="1D1D1B" w:sz="36" w:space="8"/>
         </w:pBdr>
-        <w:shd w:fill="F1EBFD" w:color="auto" w:val="clear"/>
+        <w:shd w:fill="EDEDEB" w:color="auto" w:val="clear"/>
         <w:spacing w:after="100" w:before="280"/>
         <w:ind w:left="160"/>
       </w:pPr>
@@ -1104,7 +1158,7 @@
           <w:rFonts w:ascii="Calibri" w:cs="Calibri" w:eastAsia="Calibri" w:hAnsi="Calibri"/>
           <w:b/>
           <w:bCs/>
-          <w:color w:val="6D28D9"/>
+          <w:color w:val="1D1D1B"/>
           <w:spacing w:val="20"/>
           <w:sz w:val="18"/>
           <w:szCs w:val="18"/>
@@ -1122,7 +1176,7 @@
           <w:rFonts w:ascii="Calibri" w:cs="Calibri" w:eastAsia="Calibri" w:hAnsi="Calibri"/>
           <w:b/>
           <w:bCs/>
-          <w:color w:val="1F2937"/>
+          <w:color w:val="1D1D1B"/>
           <w:sz w:val="24"/>
           <w:szCs w:val="24"/>
         </w:rPr>
@@ -1141,7 +1195,7 @@
       <w:r>
         <w:rPr>
           <w:rFonts w:ascii="Calibri" w:cs="Calibri" w:eastAsia="Calibri" w:hAnsi="Calibri"/>
-          <w:color w:val="1F2937"/>
+          <w:color w:val="1D1D1B"/>
           <w:sz w:val="22"/>
           <w:szCs w:val="22"/>
         </w:rPr>
@@ -1160,7 +1214,7 @@
       <w:r>
         <w:rPr>
           <w:rFonts w:ascii="Calibri" w:cs="Calibri" w:eastAsia="Calibri" w:hAnsi="Calibri"/>
-          <w:color w:val="1F2937"/>
+          <w:color w:val="1D1D1B"/>
           <w:sz w:val="22"/>
           <w:szCs w:val="22"/>
         </w:rPr>
@@ -1172,9 +1226,9 @@
         <w:pStyle w:val="Heading2"/>
         <w:keepNext/>
         <w:pBdr>
-          <w:left w:val="single" w:color="6D28D9" w:sz="24" w:space="8"/>
+          <w:left w:val="single" w:color="1D1D1B" w:sz="36" w:space="8"/>
         </w:pBdr>
-        <w:shd w:fill="F1EBFD" w:color="auto" w:val="clear"/>
+        <w:shd w:fill="EDEDEB" w:color="auto" w:val="clear"/>
         <w:spacing w:after="100" w:before="280"/>
         <w:ind w:left="160"/>
       </w:pPr>
@@ -1183,7 +1237,7 @@
           <w:rFonts w:ascii="Calibri" w:cs="Calibri" w:eastAsia="Calibri" w:hAnsi="Calibri"/>
           <w:b/>
           <w:bCs/>
-          <w:color w:val="6D28D9"/>
+          <w:color w:val="1D1D1B"/>
           <w:spacing w:val="20"/>
           <w:sz w:val="18"/>
           <w:szCs w:val="18"/>
@@ -1201,7 +1255,7 @@
           <w:rFonts w:ascii="Calibri" w:cs="Calibri" w:eastAsia="Calibri" w:hAnsi="Calibri"/>
           <w:b/>
           <w:bCs/>
-          <w:color w:val="1F2937"/>
+          <w:color w:val="1D1D1B"/>
           <w:sz w:val="24"/>
           <w:szCs w:val="24"/>
         </w:rPr>
@@ -1220,7 +1274,7 @@
       <w:r>
         <w:rPr>
           <w:rFonts w:ascii="Calibri" w:cs="Calibri" w:eastAsia="Calibri" w:hAnsi="Calibri"/>
-          <w:color w:val="1F2937"/>
+          <w:color w:val="1D1D1B"/>
           <w:sz w:val="22"/>
           <w:szCs w:val="22"/>
         </w:rPr>
@@ -1232,7 +1286,7 @@
         <w:pStyle w:val="Heading1"/>
         <w:keepNext/>
         <w:pBdr>
-          <w:bottom w:val="single" w:color="6D28D9" w:sz="8" w:space="4"/>
+          <w:bottom w:val="single" w:color="1D1D1B" w:sz="18" w:space="4"/>
         </w:pBdr>
         <w:spacing w:after="160" w:before="360"/>
       </w:pPr>
@@ -1241,23 +1295,23 @@
           <w:rFonts w:ascii="Calibri" w:cs="Calibri" w:eastAsia="Calibri" w:hAnsi="Calibri"/>
           <w:b/>
           <w:bCs/>
-          <w:color w:val="6D28D9"/>
-          <w:sz w:val="30"/>
-          <w:szCs w:val="30"/>
-        </w:rPr>
-        <w:t xml:space="preserve">Ejemplos de rutas</w:t>
+          <w:color w:val="1D1D1B"/>
+          <w:sz w:val="28"/>
+          <w:szCs w:val="28"/>
+        </w:rPr>
+        <w:t xml:space="preserve">EJEMPLOS DE RUTAS</w:t>
       </w:r>
     </w:p>
     <w:tbl>
       <w:tblPr>
         <w:tblW w:type="dxa" w:w="10080"/>
         <w:tblBorders>
-          <w:top w:val="single" w:color="E5E7EB" w:sz="4"/>
-          <w:left w:val="single" w:color="E5E7EB" w:sz="4"/>
-          <w:bottom w:val="single" w:color="E5E7EB" w:sz="4"/>
-          <w:right w:val="single" w:color="E5E7EB" w:sz="4"/>
-          <w:insideH w:val="single" w:color="E5E7EB" w:sz="4"/>
-          <w:insideV w:val="single" w:color="E5E7EB" w:sz="4"/>
+          <w:top w:val="single" w:color="E2E2DF" w:sz="4"/>
+          <w:left w:val="single" w:color="E2E2DF" w:sz="4"/>
+          <w:bottom w:val="single" w:color="E2E2DF" w:sz="4"/>
+          <w:right w:val="single" w:color="E2E2DF" w:sz="4"/>
+          <w:insideH w:val="single" w:color="E2E2DF" w:sz="4"/>
+          <w:insideV w:val="single" w:color="E2E2DF" w:sz="4"/>
         </w:tblBorders>
         <w:tblLayout w:type="fixed"/>
       </w:tblPr>
@@ -1272,7 +1326,7 @@
         <w:tc>
           <w:tcPr>
             <w:tcW w:type="dxa" w:w="3629"/>
-            <w:shd w:fill="6D28D9" w:color="auto" w:val="clear"/>
+            <w:shd w:fill="1D1D1B" w:color="auto" w:val="clear"/>
             <w:tcMar>
               <w:top w:type="dxa" w:w="100"/>
               <w:left w:type="dxa" w:w="140"/>
@@ -1300,7 +1354,7 @@
         <w:tc>
           <w:tcPr>
             <w:tcW w:type="dxa" w:w="6451"/>
-            <w:shd w:fill="6D28D9" w:color="auto" w:val="clear"/>
+            <w:shd w:fill="1D1D1B" w:color="auto" w:val="clear"/>
             <w:tcMar>
               <w:top w:type="dxa" w:w="100"/>
               <w:left w:type="dxa" w:w="140"/>
@@ -1350,7 +1404,7 @@
               <w:rPr>
                 <w:b/>
                 <w:bCs/>
-                <w:color w:val="1F2937"/>
+                <w:color w:val="1D1D1B"/>
                 <w:sz w:val="20"/>
                 <w:szCs w:val="20"/>
               </w:rPr>
@@ -1378,7 +1432,7 @@
               <w:rPr>
                 <w:b w:val="false"/>
                 <w:bCs w:val="false"/>
-                <w:color w:val="1F2937"/>
+                <w:color w:val="1D1D1B"/>
                 <w:sz w:val="20"/>
                 <w:szCs w:val="20"/>
               </w:rPr>
@@ -1394,7 +1448,7 @@
         <w:tc>
           <w:tcPr>
             <w:tcW w:type="dxa" w:w="3629"/>
-            <w:shd w:fill="F9FAFB" w:color="auto" w:val="clear"/>
+            <w:shd w:fill="F4F4F2" w:color="auto" w:val="clear"/>
             <w:tcMar>
               <w:top w:type="dxa" w:w="100"/>
               <w:left w:type="dxa" w:w="140"/>
@@ -1411,7 +1465,7 @@
               <w:rPr>
                 <w:b/>
                 <w:bCs/>
-                <w:color w:val="1F2937"/>
+                <w:color w:val="1D1D1B"/>
                 <w:sz w:val="20"/>
                 <w:szCs w:val="20"/>
               </w:rPr>
@@ -1422,7 +1476,7 @@
         <w:tc>
           <w:tcPr>
             <w:tcW w:type="dxa" w:w="6451"/>
-            <w:shd w:fill="F9FAFB" w:color="auto" w:val="clear"/>
+            <w:shd w:fill="F4F4F2" w:color="auto" w:val="clear"/>
             <w:tcMar>
               <w:top w:type="dxa" w:w="100"/>
               <w:left w:type="dxa" w:w="140"/>
@@ -1439,7 +1493,7 @@
               <w:rPr>
                 <w:b w:val="false"/>
                 <w:bCs w:val="false"/>
-                <w:color w:val="1F2937"/>
+                <w:color w:val="1D1D1B"/>
                 <w:sz w:val="20"/>
                 <w:szCs w:val="20"/>
               </w:rPr>
@@ -1472,7 +1526,7 @@
               <w:rPr>
                 <w:b/>
                 <w:bCs/>
-                <w:color w:val="1F2937"/>
+                <w:color w:val="1D1D1B"/>
                 <w:sz w:val="20"/>
                 <w:szCs w:val="20"/>
               </w:rPr>
@@ -1500,7 +1554,7 @@
               <w:rPr>
                 <w:b w:val="false"/>
                 <w:bCs w:val="false"/>
-                <w:color w:val="1F2937"/>
+                <w:color w:val="1D1D1B"/>
                 <w:sz w:val="20"/>
                 <w:szCs w:val="20"/>
               </w:rPr>
@@ -1516,7 +1570,7 @@
         <w:tc>
           <w:tcPr>
             <w:tcW w:type="dxa" w:w="3629"/>
-            <w:shd w:fill="F9FAFB" w:color="auto" w:val="clear"/>
+            <w:shd w:fill="F4F4F2" w:color="auto" w:val="clear"/>
             <w:tcMar>
               <w:top w:type="dxa" w:w="100"/>
               <w:left w:type="dxa" w:w="140"/>
@@ -1533,7 +1587,7 @@
               <w:rPr>
                 <w:b/>
                 <w:bCs/>
-                <w:color w:val="1F2937"/>
+                <w:color w:val="1D1D1B"/>
                 <w:sz w:val="20"/>
                 <w:szCs w:val="20"/>
               </w:rPr>
@@ -1544,7 +1598,7 @@
         <w:tc>
           <w:tcPr>
             <w:tcW w:type="dxa" w:w="6451"/>
-            <w:shd w:fill="F9FAFB" w:color="auto" w:val="clear"/>
+            <w:shd w:fill="F4F4F2" w:color="auto" w:val="clear"/>
             <w:tcMar>
               <w:top w:type="dxa" w:w="100"/>
               <w:left w:type="dxa" w:w="140"/>
@@ -1561,7 +1615,7 @@
               <w:rPr>
                 <w:b w:val="false"/>
                 <w:bCs w:val="false"/>
-                <w:color w:val="1F2937"/>
+                <w:color w:val="1D1D1B"/>
                 <w:sz w:val="20"/>
                 <w:szCs w:val="20"/>
               </w:rPr>
@@ -1594,7 +1648,7 @@
               <w:rPr>
                 <w:b/>
                 <w:bCs/>
-                <w:color w:val="1F2937"/>
+                <w:color w:val="1D1D1B"/>
                 <w:sz w:val="20"/>
                 <w:szCs w:val="20"/>
               </w:rPr>
@@ -1622,7 +1676,7 @@
               <w:rPr>
                 <w:b w:val="false"/>
                 <w:bCs w:val="false"/>
-                <w:color w:val="1F2937"/>
+                <w:color w:val="1D1D1B"/>
                 <w:sz w:val="20"/>
                 <w:szCs w:val="20"/>
               </w:rPr>
@@ -1642,7 +1696,7 @@
         <w:pStyle w:val="Heading1"/>
         <w:keepNext/>
         <w:pBdr>
-          <w:bottom w:val="single" w:color="6D28D9" w:sz="8" w:space="4"/>
+          <w:bottom w:val="single" w:color="1D1D1B" w:sz="18" w:space="4"/>
         </w:pBdr>
         <w:spacing w:after="160" w:before="360"/>
       </w:pPr>
@@ -1651,11 +1705,11 @@
           <w:rFonts w:ascii="Calibri" w:cs="Calibri" w:eastAsia="Calibri" w:hAnsi="Calibri"/>
           <w:b/>
           <w:bCs/>
-          <w:color w:val="6D28D9"/>
-          <w:sz w:val="30"/>
-          <w:szCs w:val="30"/>
-        </w:rPr>
-        <w:t xml:space="preserve">Buenas prácticas</w:t>
+          <w:color w:val="1D1D1B"/>
+          <w:sz w:val="28"/>
+          <w:szCs w:val="28"/>
+        </w:rPr>
+        <w:t xml:space="preserve">BUENAS PRÁCTICAS</w:t>
       </w:r>
     </w:p>
     <w:p>
@@ -1670,7 +1724,7 @@
       <w:r>
         <w:rPr>
           <w:rFonts w:ascii="Calibri" w:cs="Calibri" w:eastAsia="Calibri" w:hAnsi="Calibri"/>
-          <w:color w:val="1F2937"/>
+          <w:color w:val="1D1D1B"/>
           <w:sz w:val="22"/>
           <w:szCs w:val="22"/>
         </w:rPr>
@@ -1689,7 +1743,7 @@
       <w:r>
         <w:rPr>
           <w:rFonts w:ascii="Calibri" w:cs="Calibri" w:eastAsia="Calibri" w:hAnsi="Calibri"/>
-          <w:color w:val="1F2937"/>
+          <w:color w:val="1D1D1B"/>
           <w:sz w:val="22"/>
           <w:szCs w:val="22"/>
         </w:rPr>
@@ -1708,7 +1762,7 @@
       <w:r>
         <w:rPr>
           <w:rFonts w:ascii="Calibri" w:cs="Calibri" w:eastAsia="Calibri" w:hAnsi="Calibri"/>
-          <w:color w:val="1F2937"/>
+          <w:color w:val="1D1D1B"/>
           <w:sz w:val="22"/>
           <w:szCs w:val="22"/>
         </w:rPr>
@@ -1720,7 +1774,7 @@
         <w:pStyle w:val="Heading1"/>
         <w:keepNext/>
         <w:pBdr>
-          <w:bottom w:val="single" w:color="6D28D9" w:sz="8" w:space="4"/>
+          <w:bottom w:val="single" w:color="1D1D1B" w:sz="18" w:space="4"/>
         </w:pBdr>
         <w:spacing w:after="160" w:before="360"/>
       </w:pPr>
@@ -1729,23 +1783,23 @@
           <w:rFonts w:ascii="Calibri" w:cs="Calibri" w:eastAsia="Calibri" w:hAnsi="Calibri"/>
           <w:b/>
           <w:bCs/>
-          <w:color w:val="6D28D9"/>
-          <w:sz w:val="30"/>
-          <w:szCs w:val="30"/>
-        </w:rPr>
-        <w:t xml:space="preserve">Errores frecuentes y cómo resolverlos</w:t>
+          <w:color w:val="1D1D1B"/>
+          <w:sz w:val="28"/>
+          <w:szCs w:val="28"/>
+        </w:rPr>
+        <w:t xml:space="preserve">ERRORES FRECUENTES Y CÓMO RESOLVERLOS</w:t>
       </w:r>
     </w:p>
     <w:tbl>
       <w:tblPr>
         <w:tblW w:type="dxa" w:w="10080"/>
         <w:tblBorders>
-          <w:top w:val="single" w:color="E5E7EB" w:sz="4"/>
-          <w:left w:val="single" w:color="E5E7EB" w:sz="4"/>
-          <w:bottom w:val="single" w:color="E5E7EB" w:sz="4"/>
-          <w:right w:val="single" w:color="E5E7EB" w:sz="4"/>
-          <w:insideH w:val="single" w:color="E5E7EB" w:sz="4"/>
-          <w:insideV w:val="single" w:color="E5E7EB" w:sz="4"/>
+          <w:top w:val="single" w:color="E2E2DF" w:sz="4"/>
+          <w:left w:val="single" w:color="E2E2DF" w:sz="4"/>
+          <w:bottom w:val="single" w:color="E2E2DF" w:sz="4"/>
+          <w:right w:val="single" w:color="E2E2DF" w:sz="4"/>
+          <w:insideH w:val="single" w:color="E2E2DF" w:sz="4"/>
+          <w:insideV w:val="single" w:color="E2E2DF" w:sz="4"/>
         </w:tblBorders>
         <w:tblLayout w:type="fixed"/>
       </w:tblPr>
@@ -1760,7 +1814,7 @@
         <w:tc>
           <w:tcPr>
             <w:tcW w:type="dxa" w:w="3629"/>
-            <w:shd w:fill="6D28D9" w:color="auto" w:val="clear"/>
+            <w:shd w:fill="1D1D1B" w:color="auto" w:val="clear"/>
             <w:tcMar>
               <w:top w:type="dxa" w:w="100"/>
               <w:left w:type="dxa" w:w="140"/>
@@ -1788,7 +1842,7 @@
         <w:tc>
           <w:tcPr>
             <w:tcW w:type="dxa" w:w="6451"/>
-            <w:shd w:fill="6D28D9" w:color="auto" w:val="clear"/>
+            <w:shd w:fill="1D1D1B" w:color="auto" w:val="clear"/>
             <w:tcMar>
               <w:top w:type="dxa" w:w="100"/>
               <w:left w:type="dxa" w:w="140"/>
@@ -1838,7 +1892,7 @@
               <w:rPr>
                 <w:b/>
                 <w:bCs/>
-                <w:color w:val="1F2937"/>
+                <w:color w:val="1D1D1B"/>
                 <w:sz w:val="20"/>
                 <w:szCs w:val="20"/>
               </w:rPr>
@@ -1866,7 +1920,7 @@
               <w:rPr>
                 <w:b w:val="false"/>
                 <w:bCs w:val="false"/>
-                <w:color w:val="1F2937"/>
+                <w:color w:val="1D1D1B"/>
                 <w:sz w:val="20"/>
                 <w:szCs w:val="20"/>
               </w:rPr>
@@ -1882,7 +1936,7 @@
         <w:tc>
           <w:tcPr>
             <w:tcW w:type="dxa" w:w="3629"/>
-            <w:shd w:fill="F9FAFB" w:color="auto" w:val="clear"/>
+            <w:shd w:fill="F4F4F2" w:color="auto" w:val="clear"/>
             <w:tcMar>
               <w:top w:type="dxa" w:w="100"/>
               <w:left w:type="dxa" w:w="140"/>
@@ -1899,7 +1953,7 @@
               <w:rPr>
                 <w:b/>
                 <w:bCs/>
-                <w:color w:val="1F2937"/>
+                <w:color w:val="1D1D1B"/>
                 <w:sz w:val="20"/>
                 <w:szCs w:val="20"/>
               </w:rPr>
@@ -1910,7 +1964,7 @@
         <w:tc>
           <w:tcPr>
             <w:tcW w:type="dxa" w:w="6451"/>
-            <w:shd w:fill="F9FAFB" w:color="auto" w:val="clear"/>
+            <w:shd w:fill="F4F4F2" w:color="auto" w:val="clear"/>
             <w:tcMar>
               <w:top w:type="dxa" w:w="100"/>
               <w:left w:type="dxa" w:w="140"/>
@@ -1927,7 +1981,7 @@
               <w:rPr>
                 <w:b w:val="false"/>
                 <w:bCs w:val="false"/>
-                <w:color w:val="1F2937"/>
+                <w:color w:val="1D1D1B"/>
                 <w:sz w:val="20"/>
                 <w:szCs w:val="20"/>
               </w:rPr>
@@ -1960,7 +2014,7 @@
               <w:rPr>
                 <w:b/>
                 <w:bCs/>
-                <w:color w:val="1F2937"/>
+                <w:color w:val="1D1D1B"/>
                 <w:sz w:val="20"/>
                 <w:szCs w:val="20"/>
               </w:rPr>
@@ -1988,7 +2042,7 @@
               <w:rPr>
                 <w:b w:val="false"/>
                 <w:bCs w:val="false"/>
-                <w:color w:val="1F2937"/>
+                <w:color w:val="1D1D1B"/>
                 <w:sz w:val="20"/>
                 <w:szCs w:val="20"/>
               </w:rPr>
@@ -2008,7 +2062,7 @@
         <w:pStyle w:val="Heading1"/>
         <w:keepNext/>
         <w:pBdr>
-          <w:bottom w:val="single" w:color="6D28D9" w:sz="8" w:space="4"/>
+          <w:bottom w:val="single" w:color="1D1D1B" w:sz="18" w:space="4"/>
         </w:pBdr>
         <w:spacing w:after="160" w:before="360"/>
       </w:pPr>
@@ -2017,11 +2071,11 @@
           <w:rFonts w:ascii="Calibri" w:cs="Calibri" w:eastAsia="Calibri" w:hAnsi="Calibri"/>
           <w:b/>
           <w:bCs/>
-          <w:color w:val="6D28D9"/>
-          <w:sz w:val="30"/>
-          <w:szCs w:val="30"/>
-        </w:rPr>
-        <w:t xml:space="preserve">Reto práctico</w:t>
+          <w:color w:val="1D1D1B"/>
+          <w:sz w:val="28"/>
+          <w:szCs w:val="28"/>
+        </w:rPr>
+        <w:t xml:space="preserve">RETO PRÁCTICO</w:t>
       </w:r>
     </w:p>
     <w:tbl>
@@ -2046,11 +2100,11 @@
             <w:tcW w:type="dxa" w:w="10080"/>
             <w:tcBorders>
               <w:top w:val="none" w:color="FFFFFF" w:sz="0"/>
-              <w:left w:val="single" w:color="6D28D9" w:sz="24"/>
+              <w:left w:val="single" w:color="1D1D1B" w:sz="24"/>
               <w:bottom w:val="none" w:color="FFFFFF" w:sz="0"/>
               <w:right w:val="none" w:color="FFFFFF" w:sz="0"/>
             </w:tcBorders>
-            <w:shd w:fill="F1EBFD" w:color="auto" w:val="clear"/>
+            <w:shd w:fill="F4F4F2" w:color="auto" w:val="clear"/>
             <w:tcMar>
               <w:top w:type="dxa" w:w="160"/>
               <w:left w:type="dxa" w:w="240"/>
@@ -2067,7 +2121,7 @@
                 <w:rFonts w:ascii="Calibri" w:cs="Calibri" w:eastAsia="Calibri" w:hAnsi="Calibri"/>
                 <w:b/>
                 <w:bCs/>
-                <w:color w:val="6D28D9"/>
+                <w:color w:val="1D1D1B"/>
                 <w:spacing w:val="20"/>
                 <w:sz w:val="17"/>
                 <w:szCs w:val="17"/>
@@ -2082,7 +2136,7 @@
             <w:r>
               <w:rPr>
                 <w:rFonts w:ascii="Calibri" w:cs="Calibri" w:eastAsia="Calibri" w:hAnsi="Calibri"/>
-                <w:color w:val="1F2937"/>
+                <w:color w:val="1D1D1B"/>
                 <w:sz w:val="22"/>
                 <w:szCs w:val="22"/>
               </w:rPr>
@@ -2102,7 +2156,7 @@
         <w:pStyle w:val="Heading1"/>
         <w:keepNext/>
         <w:pBdr>
-          <w:bottom w:val="single" w:color="6D28D9" w:sz="8" w:space="4"/>
+          <w:bottom w:val="single" w:color="1D1D1B" w:sz="18" w:space="4"/>
         </w:pBdr>
         <w:spacing w:after="160" w:before="360"/>
       </w:pPr>
@@ -2111,11 +2165,11 @@
           <w:rFonts w:ascii="Calibri" w:cs="Calibri" w:eastAsia="Calibri" w:hAnsi="Calibri"/>
           <w:b/>
           <w:bCs/>
-          <w:color w:val="6D28D9"/>
-          <w:sz w:val="30"/>
-          <w:szCs w:val="30"/>
-        </w:rPr>
-        <w:t xml:space="preserve">Verifica tu avance</w:t>
+          <w:color w:val="1D1D1B"/>
+          <w:sz w:val="28"/>
+          <w:szCs w:val="28"/>
+        </w:rPr>
+        <w:t xml:space="preserve">VERIFICA TU AVANCE</w:t>
       </w:r>
     </w:p>
     <w:p>
@@ -2129,7 +2183,7 @@
       <w:r>
         <w:rPr>
           <w:rFonts w:ascii="Segoe UI Symbol" w:cs="Segoe UI Symbol" w:eastAsia="Segoe UI Symbol" w:hAnsi="Segoe UI Symbol"/>
-          <w:color w:val="4B5563"/>
+          <w:color w:val="5C5C5A"/>
           <w:sz w:val="26"/>
           <w:szCs w:val="26"/>
         </w:rPr>
@@ -2138,7 +2192,7 @@
       <w:r>
         <w:rPr>
           <w:rFonts w:ascii="Calibri" w:cs="Calibri" w:eastAsia="Calibri" w:hAnsi="Calibri"/>
-          <w:color w:val="1F2937"/>
+          <w:color w:val="1D1D1B"/>
           <w:sz w:val="22"/>
           <w:szCs w:val="22"/>
         </w:rPr>
@@ -2156,7 +2210,7 @@
       <w:r>
         <w:rPr>
           <w:rFonts w:ascii="Segoe UI Symbol" w:cs="Segoe UI Symbol" w:eastAsia="Segoe UI Symbol" w:hAnsi="Segoe UI Symbol"/>
-          <w:color w:val="4B5563"/>
+          <w:color w:val="5C5C5A"/>
           <w:sz w:val="26"/>
           <w:szCs w:val="26"/>
         </w:rPr>
@@ -2165,7 +2219,7 @@
       <w:r>
         <w:rPr>
           <w:rFonts w:ascii="Calibri" w:cs="Calibri" w:eastAsia="Calibri" w:hAnsi="Calibri"/>
-          <w:color w:val="1F2937"/>
+          <w:color w:val="1D1D1B"/>
           <w:sz w:val="22"/>
           <w:szCs w:val="22"/>
         </w:rPr>
@@ -2183,7 +2237,7 @@
       <w:r>
         <w:rPr>
           <w:rFonts w:ascii="Segoe UI Symbol" w:cs="Segoe UI Symbol" w:eastAsia="Segoe UI Symbol" w:hAnsi="Segoe UI Symbol"/>
-          <w:color w:val="4B5563"/>
+          <w:color w:val="5C5C5A"/>
           <w:sz w:val="26"/>
           <w:szCs w:val="26"/>
         </w:rPr>
@@ -2192,7 +2246,7 @@
       <w:r>
         <w:rPr>
           <w:rFonts w:ascii="Calibri" w:cs="Calibri" w:eastAsia="Calibri" w:hAnsi="Calibri"/>
-          <w:color w:val="1F2937"/>
+          <w:color w:val="1D1D1B"/>
           <w:sz w:val="22"/>
           <w:szCs w:val="22"/>
         </w:rPr>
@@ -2210,7 +2264,7 @@
       <w:r>
         <w:rPr>
           <w:rFonts w:ascii="Segoe UI Symbol" w:cs="Segoe UI Symbol" w:eastAsia="Segoe UI Symbol" w:hAnsi="Segoe UI Symbol"/>
-          <w:color w:val="4B5563"/>
+          <w:color w:val="5C5C5A"/>
           <w:sz w:val="26"/>
           <w:szCs w:val="26"/>
         </w:rPr>
@@ -2219,7 +2273,7 @@
       <w:r>
         <w:rPr>
           <w:rFonts w:ascii="Calibri" w:cs="Calibri" w:eastAsia="Calibri" w:hAnsi="Calibri"/>
-          <w:color w:val="1F2937"/>
+          <w:color w:val="1D1D1B"/>
           <w:sz w:val="22"/>
           <w:szCs w:val="22"/>
         </w:rPr>
@@ -2253,11 +2307,11 @@
             <w:tcW w:type="dxa" w:w="10080"/>
             <w:tcBorders>
               <w:top w:val="none" w:color="FFFFFF" w:sz="0"/>
-              <w:left w:val="none" w:color="FFFFFF" w:sz="0"/>
+              <w:left w:val="single" w:color="EF7D00" w:sz="24"/>
               <w:bottom w:val="none" w:color="FFFFFF" w:sz="0"/>
               <w:right w:val="none" w:color="FFFFFF" w:sz="0"/>
             </w:tcBorders>
-            <w:shd w:fill="1F2937" w:color="auto" w:val="clear"/>
+            <w:shd w:fill="1D1D1B" w:color="auto" w:val="clear"/>
             <w:tcMar>
               <w:top w:type="dxa" w:w="240"/>
               <w:left w:type="dxa" w:w="300"/>
@@ -2274,7 +2328,7 @@
                 <w:rFonts w:ascii="Calibri" w:cs="Calibri" w:eastAsia="Calibri" w:hAnsi="Calibri"/>
                 <w:b/>
                 <w:bCs/>
-                <w:color w:val="FFFFFF"/>
+                <w:color w:val="EF7D00"/>
                 <w:sz w:val="24"/>
                 <w:szCs w:val="24"/>
               </w:rPr>
@@ -2369,7 +2423,7 @@
     <w:r>
       <w:rPr>
         <w:rFonts w:ascii="Calibri" w:cs="Calibri" w:eastAsia="Calibri" w:hAnsi="Calibri"/>
-        <w:color w:val="4B5563"/>
+        <w:color w:val="5C5C5A"/>
         <w:sz w:val="16"/>
         <w:szCs w:val="16"/>
       </w:rPr>
@@ -2378,7 +2432,7 @@
     <w:r>
       <w:rPr>
         <w:rFonts w:ascii="Calibri" w:cs="Calibri" w:eastAsia="Calibri" w:hAnsi="Calibri"/>
-        <w:color w:val="4B5563"/>
+        <w:color w:val="5C5C5A"/>
         <w:sz w:val="16"/>
         <w:szCs w:val="16"/>
       </w:rPr>
@@ -2387,7 +2441,7 @@
     <w:r>
       <w:rPr>
         <w:rFonts w:ascii="Calibri" w:cs="Calibri" w:eastAsia="Calibri" w:hAnsi="Calibri"/>
-        <w:color w:val="4B5563"/>
+        <w:color w:val="5C5C5A"/>
         <w:sz w:val="16"/>
         <w:szCs w:val="16"/>
       </w:rPr>
@@ -2399,7 +2453,7 @@
     <w:r>
       <w:rPr>
         <w:rFonts w:ascii="Calibri" w:cs="Calibri" w:eastAsia="Calibri" w:hAnsi="Calibri"/>
-        <w:color w:val="4B5563"/>
+        <w:color w:val="5C5C5A"/>
         <w:sz w:val="16"/>
         <w:szCs w:val="16"/>
       </w:rPr>
@@ -2408,7 +2462,7 @@
     <w:r>
       <w:rPr>
         <w:rFonts w:ascii="Calibri" w:cs="Calibri" w:eastAsia="Calibri" w:hAnsi="Calibri"/>
-        <w:color w:val="4B5563"/>
+        <w:color w:val="5C5C5A"/>
         <w:sz w:val="16"/>
         <w:szCs w:val="16"/>
       </w:rPr>
@@ -2463,7 +2517,7 @@
   <w:p>
     <w:pPr>
       <w:pBdr>
-        <w:bottom w:val="single" w:color="E5E7EB" w:sz="4" w:space="6"/>
+        <w:bottom w:val="single" w:color="E2E2DF" w:sz="4" w:space="6"/>
       </w:pBdr>
       <w:tabs>
         <w:tab w:val="right" w:pos="10080"/>
@@ -2474,7 +2528,7 @@
         <w:rFonts w:ascii="Calibri" w:cs="Calibri" w:eastAsia="Calibri" w:hAnsi="Calibri"/>
         <w:b/>
         <w:bCs/>
-        <w:color w:val="EF6C00"/>
+        <w:color w:val="A65200"/>
         <w:sz w:val="17"/>
         <w:szCs w:val="17"/>
       </w:rPr>
@@ -2483,7 +2537,7 @@
     <w:r>
       <w:rPr>
         <w:rFonts w:ascii="Calibri" w:cs="Calibri" w:eastAsia="Calibri" w:hAnsi="Calibri"/>
-        <w:color w:val="4B5563"/>
+        <w:color w:val="5C5C5A"/>
         <w:sz w:val="17"/>
         <w:szCs w:val="17"/>
       </w:rPr>
@@ -2494,7 +2548,7 @@
         <w:rFonts w:ascii="Calibri" w:cs="Calibri" w:eastAsia="Calibri" w:hAnsi="Calibri"/>
         <w:b/>
         <w:bCs/>
-        <w:color w:val="6D28D9"/>
+        <w:color w:val="1D1D1B"/>
         <w:sz w:val="17"/>
         <w:szCs w:val="17"/>
       </w:rPr>
@@ -2603,7 +2657,7 @@
       <w:rPr>
         <w:b/>
         <w:bCs/>
-        <w:color w:val="6D28D9"/>
+        <w:color w:val="EF7D00"/>
       </w:rPr>
     </w:lvl>
   </w:abstractNum>
@@ -2628,7 +2682,7 @@
     <w:rPrDefault>
       <w:rPr>
         <w:rFonts w:ascii="Calibri" w:cs="Calibri" w:eastAsia="Calibri" w:hAnsi="Calibri"/>
-        <w:color w:val="1F2937"/>
+        <w:color w:val="1D1D1B"/>
         <w:sz w:val="22"/>
         <w:szCs w:val="22"/>
       </w:rPr>
@@ -2808,9 +2862,9 @@
       <w:rFonts w:ascii="Calibri" w:cs="Calibri" w:eastAsia="Calibri" w:hAnsi="Calibri"/>
       <w:b/>
       <w:bCs/>
-      <w:color w:val="6D28D9"/>
-      <w:sz w:val="30"/>
-      <w:szCs w:val="30"/>
+      <w:color w:val="1D1D1B"/>
+      <w:sz w:val="28"/>
+      <w:szCs w:val="28"/>
     </w:rPr>
   </w:style>
   <w:style w:type="paragraph" w:styleId="Heading2">
@@ -2825,7 +2879,7 @@
       <w:rFonts w:ascii="Calibri" w:cs="Calibri" w:eastAsia="Calibri" w:hAnsi="Calibri"/>
       <w:b/>
       <w:bCs/>
-      <w:color w:val="1F2937"/>
+      <w:color w:val="1D1D1B"/>
       <w:sz w:val="24"/>
       <w:szCs w:val="24"/>
     </w:rPr>
@@ -2842,7 +2896,7 @@
       <w:rFonts w:ascii="Calibri" w:cs="Calibri" w:eastAsia="Calibri" w:hAnsi="Calibri"/>
       <w:b/>
       <w:bCs/>
-      <w:color w:val="1F2937"/>
+      <w:color w:val="1D1D1B"/>
       <w:sz w:val="23"/>
       <w:szCs w:val="23"/>
     </w:rPr>

--- a/word/Capsula_10_Configura_finalizacion_y_restricciones.docx
+++ b/word/Capsula_10_Configura_finalizacion_y_restricciones.docx
@@ -74,7 +74,7 @@
               <w:bottom w:val="none" w:color="FFFFFF" w:sz="0"/>
               <w:right w:val="none" w:color="FFFFFF" w:sz="0"/>
             </w:tcBorders>
-            <w:shd w:fill="1D1D1B" w:color="auto" w:val="clear"/>
+            <w:shd w:fill="0D2227" w:color="auto" w:val="clear"/>
             <w:tcMar>
               <w:top w:type="dxa" w:w="360"/>
               <w:left w:type="dxa" w:w="360"/>
@@ -91,7 +91,7 @@
                 <w:rFonts w:ascii="Calibri" w:cs="Calibri" w:eastAsia="Calibri" w:hAnsi="Calibri"/>
                 <w:b/>
                 <w:bCs/>
-                <w:color w:val="FFFFFF"/>
+                <w:color w:val="B4C4C6"/>
                 <w:spacing w:val="30"/>
                 <w:sz w:val="18"/>
                 <w:szCs w:val="18"/>
@@ -106,9 +106,7 @@
             <w:r>
               <w:rPr>
                 <w:rFonts w:ascii="Calibri" w:cs="Calibri" w:eastAsia="Calibri" w:hAnsi="Calibri"/>
-                <w:b/>
-                <w:bCs/>
-                <w:color w:val="FFFFFF"/>
+                <w:color w:val="FAFBF7"/>
                 <w:sz w:val="48"/>
                 <w:szCs w:val="48"/>
               </w:rPr>
@@ -121,7 +119,7 @@
     <w:p>
       <w:pPr>
         <w:pBdr>
-          <w:top w:val="single" w:color="EF7D00" w:sz="36" w:space="0"/>
+          <w:top w:val="single" w:color="F37012" w:sz="36" w:space="0"/>
         </w:pBdr>
         <w:spacing w:after="0"/>
       </w:pPr>
@@ -135,7 +133,7 @@
           <w:bottom w:val="none" w:color="FFFFFF" w:sz="0"/>
           <w:right w:val="none" w:color="FFFFFF" w:sz="0"/>
           <w:insideH w:val="none" w:color="FFFFFF" w:sz="0"/>
-          <w:insideV w:val="single" w:color="E2E2DF" w:sz="4"/>
+          <w:insideV w:val="single" w:color="CAD6D0" w:sz="4"/>
         </w:tblBorders>
         <w:tblLayout w:type="fixed"/>
       </w:tblPr>
@@ -149,7 +147,7 @@
         <w:tc>
           <w:tcPr>
             <w:tcW w:type="dxa" w:w="2520"/>
-            <w:shd w:fill="EDEDEB" w:color="auto" w:val="clear"/>
+            <w:shd w:fill="E8F2E9" w:color="auto" w:val="clear"/>
             <w:tcMar>
               <w:top w:type="dxa" w:w="140"/>
               <w:left w:type="dxa" w:w="200"/>
@@ -166,7 +164,7 @@
                 <w:rFonts w:ascii="Calibri" w:cs="Calibri" w:eastAsia="Calibri" w:hAnsi="Calibri"/>
                 <w:b/>
                 <w:bCs/>
-                <w:color w:val="5C5C5A"/>
+                <w:color w:val="52656A"/>
                 <w:spacing w:val="20"/>
                 <w:sz w:val="15"/>
                 <w:szCs w:val="15"/>
@@ -180,7 +178,7 @@
                 <w:rFonts w:ascii="Calibri" w:cs="Calibri" w:eastAsia="Calibri" w:hAnsi="Calibri"/>
                 <w:b/>
                 <w:bCs/>
-                <w:color w:val="1D1D1B"/>
+                <w:color w:val="183A43"/>
                 <w:sz w:val="20"/>
                 <w:szCs w:val="20"/>
               </w:rPr>
@@ -191,7 +189,7 @@
         <w:tc>
           <w:tcPr>
             <w:tcW w:type="dxa" w:w="2520"/>
-            <w:shd w:fill="EDEDEB" w:color="auto" w:val="clear"/>
+            <w:shd w:fill="E8F2E9" w:color="auto" w:val="clear"/>
             <w:tcMar>
               <w:top w:type="dxa" w:w="140"/>
               <w:left w:type="dxa" w:w="200"/>
@@ -208,7 +206,7 @@
                 <w:rFonts w:ascii="Calibri" w:cs="Calibri" w:eastAsia="Calibri" w:hAnsi="Calibri"/>
                 <w:b/>
                 <w:bCs/>
-                <w:color w:val="5C5C5A"/>
+                <w:color w:val="52656A"/>
                 <w:spacing w:val="20"/>
                 <w:sz w:val="15"/>
                 <w:szCs w:val="15"/>
@@ -222,7 +220,7 @@
                 <w:rFonts w:ascii="Calibri" w:cs="Calibri" w:eastAsia="Calibri" w:hAnsi="Calibri"/>
                 <w:b/>
                 <w:bCs/>
-                <w:color w:val="1D1D1B"/>
+                <w:color w:val="183A43"/>
                 <w:sz w:val="20"/>
                 <w:szCs w:val="20"/>
               </w:rPr>
@@ -233,7 +231,7 @@
         <w:tc>
           <w:tcPr>
             <w:tcW w:type="dxa" w:w="2520"/>
-            <w:shd w:fill="EDEDEB" w:color="auto" w:val="clear"/>
+            <w:shd w:fill="E8F2E9" w:color="auto" w:val="clear"/>
             <w:tcMar>
               <w:top w:type="dxa" w:w="140"/>
               <w:left w:type="dxa" w:w="200"/>
@@ -250,7 +248,7 @@
                 <w:rFonts w:ascii="Calibri" w:cs="Calibri" w:eastAsia="Calibri" w:hAnsi="Calibri"/>
                 <w:b/>
                 <w:bCs/>
-                <w:color w:val="5C5C5A"/>
+                <w:color w:val="52656A"/>
                 <w:spacing w:val="20"/>
                 <w:sz w:val="15"/>
                 <w:szCs w:val="15"/>
@@ -264,7 +262,7 @@
                 <w:rFonts w:ascii="Calibri" w:cs="Calibri" w:eastAsia="Calibri" w:hAnsi="Calibri"/>
                 <w:b/>
                 <w:bCs/>
-                <w:color w:val="1D1D1B"/>
+                <w:color w:val="183A43"/>
                 <w:sz w:val="20"/>
                 <w:szCs w:val="20"/>
               </w:rPr>
@@ -275,7 +273,7 @@
         <w:tc>
           <w:tcPr>
             <w:tcW w:type="dxa" w:w="2520"/>
-            <w:shd w:fill="EDEDEB" w:color="auto" w:val="clear"/>
+            <w:shd w:fill="E8F2E9" w:color="auto" w:val="clear"/>
             <w:tcMar>
               <w:top w:type="dxa" w:w="140"/>
               <w:left w:type="dxa" w:w="200"/>
@@ -292,7 +290,7 @@
                 <w:rFonts w:ascii="Calibri" w:cs="Calibri" w:eastAsia="Calibri" w:hAnsi="Calibri"/>
                 <w:b/>
                 <w:bCs/>
-                <w:color w:val="5C5C5A"/>
+                <w:color w:val="52656A"/>
                 <w:spacing w:val="20"/>
                 <w:sz w:val="15"/>
                 <w:szCs w:val="15"/>
@@ -306,7 +304,7 @@
                 <w:rFonts w:ascii="Calibri" w:cs="Calibri" w:eastAsia="Calibri" w:hAnsi="Calibri"/>
                 <w:b/>
                 <w:bCs/>
-                <w:color w:val="1D1D1B"/>
+                <w:color w:val="183A43"/>
                 <w:sz w:val="20"/>
                 <w:szCs w:val="20"/>
               </w:rPr>
@@ -326,20 +324,29 @@
         <w:pStyle w:val="Heading1"/>
         <w:keepNext/>
         <w:pBdr>
-          <w:bottom w:val="single" w:color="1D1D1B" w:sz="18" w:space="4"/>
+          <w:bottom w:val="single" w:color="CAD6D0" w:sz="4" w:space="4"/>
         </w:pBdr>
         <w:spacing w:after="160" w:before="360"/>
       </w:pPr>
       <w:r>
         <w:rPr>
           <w:rFonts w:ascii="Calibri" w:cs="Calibri" w:eastAsia="Calibri" w:hAnsi="Calibri"/>
+          <w:color w:val="F37012"/>
+          <w:sz w:val="24"/>
+          <w:szCs w:val="24"/>
+        </w:rPr>
+        <w:t xml:space="preserve">■  </w:t>
+      </w:r>
+      <w:r>
+        <w:rPr>
+          <w:rFonts w:ascii="Calibri" w:cs="Calibri" w:eastAsia="Calibri" w:hAnsi="Calibri"/>
           <w:b/>
           <w:bCs/>
-          <w:color w:val="1D1D1B"/>
-          <w:sz w:val="28"/>
-          <w:szCs w:val="28"/>
-        </w:rPr>
-        <w:t xml:space="preserve">¿QUÉ LOGRARÁS?</w:t>
+          <w:color w:val="183A43"/>
+          <w:sz w:val="30"/>
+          <w:szCs w:val="30"/>
+        </w:rPr>
+        <w:t xml:space="preserve">¿Qué lograrás?</w:t>
       </w:r>
     </w:p>
     <w:tbl>
@@ -364,11 +371,11 @@
             <w:tcW w:type="dxa" w:w="10080"/>
             <w:tcBorders>
               <w:top w:val="none" w:color="FFFFFF" w:sz="0"/>
-              <w:left w:val="single" w:color="1D1D1B" w:sz="24"/>
+              <w:left w:val="single" w:color="F37012" w:sz="24"/>
               <w:bottom w:val="none" w:color="FFFFFF" w:sz="0"/>
               <w:right w:val="none" w:color="FFFFFF" w:sz="0"/>
             </w:tcBorders>
-            <w:shd w:fill="EDEDEB" w:color="auto" w:val="clear"/>
+            <w:shd w:fill="EEEBF8" w:color="auto" w:val="clear"/>
             <w:tcMar>
               <w:top w:type="dxa" w:w="160"/>
               <w:left w:type="dxa" w:w="240"/>
@@ -385,7 +392,7 @@
                 <w:rFonts w:ascii="Calibri" w:cs="Calibri" w:eastAsia="Calibri" w:hAnsi="Calibri"/>
                 <w:b/>
                 <w:bCs/>
-                <w:color w:val="1D1D1B"/>
+                <w:color w:val="52656A"/>
                 <w:spacing w:val="20"/>
                 <w:sz w:val="17"/>
                 <w:szCs w:val="17"/>
@@ -400,7 +407,7 @@
             <w:r>
               <w:rPr>
                 <w:rFonts w:ascii="Calibri" w:cs="Calibri" w:eastAsia="Calibri" w:hAnsi="Calibri"/>
-                <w:color w:val="1D1D1B"/>
+                <w:color w:val="183A43"/>
                 <w:sz w:val="23"/>
                 <w:szCs w:val="23"/>
               </w:rPr>
@@ -420,20 +427,29 @@
         <w:pStyle w:val="Heading1"/>
         <w:keepNext/>
         <w:pBdr>
-          <w:bottom w:val="single" w:color="1D1D1B" w:sz="18" w:space="4"/>
+          <w:bottom w:val="single" w:color="CAD6D0" w:sz="4" w:space="4"/>
         </w:pBdr>
         <w:spacing w:after="160" w:before="360"/>
       </w:pPr>
       <w:r>
         <w:rPr>
           <w:rFonts w:ascii="Calibri" w:cs="Calibri" w:eastAsia="Calibri" w:hAnsi="Calibri"/>
+          <w:color w:val="F37012"/>
+          <w:sz w:val="24"/>
+          <w:szCs w:val="24"/>
+        </w:rPr>
+        <w:t xml:space="preserve">■  </w:t>
+      </w:r>
+      <w:r>
+        <w:rPr>
+          <w:rFonts w:ascii="Calibri" w:cs="Calibri" w:eastAsia="Calibri" w:hAnsi="Calibri"/>
           <w:b/>
           <w:bCs/>
-          <w:color w:val="1D1D1B"/>
-          <w:sz w:val="28"/>
-          <w:szCs w:val="28"/>
-        </w:rPr>
-        <w:t xml:space="preserve">PARA EMPEZAR</w:t>
+          <w:color w:val="183A43"/>
+          <w:sz w:val="30"/>
+          <w:szCs w:val="30"/>
+        </w:rPr>
+        <w:t xml:space="preserve">Para empezar</w:t>
       </w:r>
     </w:p>
     <w:p>
@@ -443,7 +459,7 @@
       <w:r>
         <w:rPr>
           <w:rFonts w:ascii="Calibri" w:cs="Calibri" w:eastAsia="Calibri" w:hAnsi="Calibri"/>
-          <w:color w:val="1D1D1B"/>
+          <w:color w:val="183A43"/>
           <w:sz w:val="22"/>
           <w:szCs w:val="22"/>
         </w:rPr>
@@ -457,7 +473,7 @@
       <w:r>
         <w:rPr>
           <w:rFonts w:ascii="Calibri" w:cs="Calibri" w:eastAsia="Calibri" w:hAnsi="Calibri"/>
-          <w:color w:val="1D1D1B"/>
+          <w:color w:val="183A43"/>
           <w:sz w:val="22"/>
           <w:szCs w:val="22"/>
         </w:rPr>
@@ -475,7 +491,7 @@
           <w:rFonts w:ascii="Calibri" w:cs="Calibri" w:eastAsia="Calibri" w:hAnsi="Calibri"/>
           <w:b/>
           <w:bCs/>
-          <w:color w:val="1D1D1B"/>
+          <w:color w:val="183A43"/>
           <w:sz w:val="23"/>
           <w:szCs w:val="23"/>
         </w:rPr>
@@ -494,7 +510,7 @@
       <w:r>
         <w:rPr>
           <w:rFonts w:ascii="Calibri" w:cs="Calibri" w:eastAsia="Calibri" w:hAnsi="Calibri"/>
-          <w:color w:val="1D1D1B"/>
+          <w:color w:val="183A43"/>
           <w:sz w:val="22"/>
           <w:szCs w:val="22"/>
         </w:rPr>
@@ -513,7 +529,7 @@
       <w:r>
         <w:rPr>
           <w:rFonts w:ascii="Calibri" w:cs="Calibri" w:eastAsia="Calibri" w:hAnsi="Calibri"/>
-          <w:color w:val="1D1D1B"/>
+          <w:color w:val="183A43"/>
           <w:sz w:val="22"/>
           <w:szCs w:val="22"/>
         </w:rPr>
@@ -525,20 +541,29 @@
         <w:pStyle w:val="Heading1"/>
         <w:keepNext/>
         <w:pBdr>
-          <w:bottom w:val="single" w:color="1D1D1B" w:sz="18" w:space="4"/>
+          <w:bottom w:val="single" w:color="CAD6D0" w:sz="4" w:space="4"/>
         </w:pBdr>
         <w:spacing w:after="160" w:before="360"/>
       </w:pPr>
       <w:r>
         <w:rPr>
           <w:rFonts w:ascii="Calibri" w:cs="Calibri" w:eastAsia="Calibri" w:hAnsi="Calibri"/>
+          <w:color w:val="F37012"/>
+          <w:sz w:val="24"/>
+          <w:szCs w:val="24"/>
+        </w:rPr>
+        <w:t xml:space="preserve">■  </w:t>
+      </w:r>
+      <w:r>
+        <w:rPr>
+          <w:rFonts w:ascii="Calibri" w:cs="Calibri" w:eastAsia="Calibri" w:hAnsi="Calibri"/>
           <w:b/>
           <w:bCs/>
-          <w:color w:val="1D1D1B"/>
-          <w:sz w:val="28"/>
-          <w:szCs w:val="28"/>
-        </w:rPr>
-        <w:t xml:space="preserve">PASO A PASO</w:t>
+          <w:color w:val="183A43"/>
+          <w:sz w:val="30"/>
+          <w:szCs w:val="30"/>
+        </w:rPr>
+        <w:t xml:space="preserve">Paso a paso</w:t>
       </w:r>
     </w:p>
     <w:p>
@@ -546,9 +571,9 @@
         <w:pStyle w:val="Heading2"/>
         <w:keepNext/>
         <w:pBdr>
-          <w:left w:val="single" w:color="1D1D1B" w:sz="36" w:space="8"/>
+          <w:left w:val="single" w:color="F37012" w:sz="36" w:space="8"/>
         </w:pBdr>
-        <w:shd w:fill="EDEDEB" w:color="auto" w:val="clear"/>
+        <w:shd w:fill="F1F4F0" w:color="auto" w:val="clear"/>
         <w:spacing w:after="100" w:before="280"/>
         <w:ind w:left="160"/>
       </w:pPr>
@@ -557,7 +582,7 @@
           <w:rFonts w:ascii="Calibri" w:cs="Calibri" w:eastAsia="Calibri" w:hAnsi="Calibri"/>
           <w:b/>
           <w:bCs/>
-          <w:color w:val="1D1D1B"/>
+          <w:color w:val="52656A"/>
           <w:spacing w:val="20"/>
           <w:sz w:val="18"/>
           <w:szCs w:val="18"/>
@@ -575,7 +600,7 @@
           <w:rFonts w:ascii="Calibri" w:cs="Calibri" w:eastAsia="Calibri" w:hAnsi="Calibri"/>
           <w:b/>
           <w:bCs/>
-          <w:color w:val="1D1D1B"/>
+          <w:color w:val="183A43"/>
           <w:sz w:val="24"/>
           <w:szCs w:val="24"/>
         </w:rPr>
@@ -594,7 +619,7 @@
       <w:r>
         <w:rPr>
           <w:rFonts w:ascii="Calibri" w:cs="Calibri" w:eastAsia="Calibri" w:hAnsi="Calibri"/>
-          <w:color w:val="1D1D1B"/>
+          <w:color w:val="183A43"/>
           <w:sz w:val="22"/>
           <w:szCs w:val="22"/>
         </w:rPr>
@@ -613,7 +638,7 @@
       <w:r>
         <w:rPr>
           <w:rFonts w:ascii="Calibri" w:cs="Calibri" w:eastAsia="Calibri" w:hAnsi="Calibri"/>
-          <w:color w:val="1D1D1B"/>
+          <w:color w:val="183A43"/>
           <w:sz w:val="22"/>
           <w:szCs w:val="22"/>
         </w:rPr>
@@ -625,9 +650,9 @@
         <w:pStyle w:val="Heading2"/>
         <w:keepNext/>
         <w:pBdr>
-          <w:left w:val="single" w:color="1D1D1B" w:sz="36" w:space="8"/>
+          <w:left w:val="single" w:color="F37012" w:sz="36" w:space="8"/>
         </w:pBdr>
-        <w:shd w:fill="EDEDEB" w:color="auto" w:val="clear"/>
+        <w:shd w:fill="F1F4F0" w:color="auto" w:val="clear"/>
         <w:spacing w:after="100" w:before="280"/>
         <w:ind w:left="160"/>
       </w:pPr>
@@ -636,7 +661,7 @@
           <w:rFonts w:ascii="Calibri" w:cs="Calibri" w:eastAsia="Calibri" w:hAnsi="Calibri"/>
           <w:b/>
           <w:bCs/>
-          <w:color w:val="1D1D1B"/>
+          <w:color w:val="52656A"/>
           <w:spacing w:val="20"/>
           <w:sz w:val="18"/>
           <w:szCs w:val="18"/>
@@ -654,7 +679,7 @@
           <w:rFonts w:ascii="Calibri" w:cs="Calibri" w:eastAsia="Calibri" w:hAnsi="Calibri"/>
           <w:b/>
           <w:bCs/>
-          <w:color w:val="1D1D1B"/>
+          <w:color w:val="183A43"/>
           <w:sz w:val="24"/>
           <w:szCs w:val="24"/>
         </w:rPr>
@@ -673,7 +698,7 @@
       <w:r>
         <w:rPr>
           <w:rFonts w:ascii="Calibri" w:cs="Calibri" w:eastAsia="Calibri" w:hAnsi="Calibri"/>
-          <w:color w:val="1D1D1B"/>
+          <w:color w:val="183A43"/>
           <w:sz w:val="22"/>
           <w:szCs w:val="22"/>
         </w:rPr>
@@ -692,7 +717,7 @@
       <w:r>
         <w:rPr>
           <w:rFonts w:ascii="Calibri" w:cs="Calibri" w:eastAsia="Calibri" w:hAnsi="Calibri"/>
-          <w:color w:val="1D1D1B"/>
+          <w:color w:val="183A43"/>
           <w:sz w:val="22"/>
           <w:szCs w:val="22"/>
         </w:rPr>
@@ -711,7 +736,7 @@
       <w:r>
         <w:rPr>
           <w:rFonts w:ascii="Calibri" w:cs="Calibri" w:eastAsia="Calibri" w:hAnsi="Calibri"/>
-          <w:color w:val="1D1D1B"/>
+          <w:color w:val="183A43"/>
           <w:sz w:val="22"/>
           <w:szCs w:val="22"/>
         </w:rPr>
@@ -730,7 +755,7 @@
       <w:r>
         <w:rPr>
           <w:rFonts w:ascii="Calibri" w:cs="Calibri" w:eastAsia="Calibri" w:hAnsi="Calibri"/>
-          <w:color w:val="1D1D1B"/>
+          <w:color w:val="183A43"/>
           <w:sz w:val="22"/>
           <w:szCs w:val="22"/>
         </w:rPr>
@@ -749,7 +774,7 @@
       <w:r>
         <w:rPr>
           <w:rFonts w:ascii="Calibri" w:cs="Calibri" w:eastAsia="Calibri" w:hAnsi="Calibri"/>
-          <w:color w:val="1D1D1B"/>
+          <w:color w:val="183A43"/>
           <w:sz w:val="22"/>
           <w:szCs w:val="22"/>
         </w:rPr>
@@ -778,11 +803,11 @@
             <w:tcW w:type="dxa" w:w="10080"/>
             <w:tcBorders>
               <w:top w:val="none" w:color="FFFFFF" w:sz="0"/>
-              <w:left w:val="single" w:color="EF7D00" w:sz="24"/>
+              <w:left w:val="single" w:color="F37012" w:sz="24"/>
               <w:bottom w:val="none" w:color="FFFFFF" w:sz="0"/>
               <w:right w:val="none" w:color="FFFFFF" w:sz="0"/>
             </w:tcBorders>
-            <w:shd w:fill="FFF4DC" w:color="auto" w:val="clear"/>
+            <w:shd w:fill="E8F2E9" w:color="auto" w:val="clear"/>
             <w:tcMar>
               <w:top w:type="dxa" w:w="160"/>
               <w:left w:type="dxa" w:w="240"/>
@@ -799,7 +824,7 @@
                 <w:rFonts w:ascii="Calibri" w:cs="Calibri" w:eastAsia="Calibri" w:hAnsi="Calibri"/>
                 <w:b/>
                 <w:bCs/>
-                <w:color w:val="8A5A00"/>
+                <w:color w:val="52656A"/>
                 <w:spacing w:val="20"/>
                 <w:sz w:val="17"/>
                 <w:szCs w:val="17"/>
@@ -814,7 +839,7 @@
             <w:r>
               <w:rPr>
                 <w:rFonts w:ascii="Calibri" w:cs="Calibri" w:eastAsia="Calibri" w:hAnsi="Calibri"/>
-                <w:color w:val="1D1D1B"/>
+                <w:color w:val="183A43"/>
                 <w:sz w:val="22"/>
                 <w:szCs w:val="22"/>
               </w:rPr>
@@ -834,9 +859,9 @@
         <w:pStyle w:val="Heading2"/>
         <w:keepNext/>
         <w:pBdr>
-          <w:left w:val="single" w:color="1D1D1B" w:sz="36" w:space="8"/>
+          <w:left w:val="single" w:color="F37012" w:sz="36" w:space="8"/>
         </w:pBdr>
-        <w:shd w:fill="EDEDEB" w:color="auto" w:val="clear"/>
+        <w:shd w:fill="F1F4F0" w:color="auto" w:val="clear"/>
         <w:spacing w:after="100" w:before="280"/>
         <w:ind w:left="160"/>
       </w:pPr>
@@ -845,7 +870,7 @@
           <w:rFonts w:ascii="Calibri" w:cs="Calibri" w:eastAsia="Calibri" w:hAnsi="Calibri"/>
           <w:b/>
           <w:bCs/>
-          <w:color w:val="1D1D1B"/>
+          <w:color w:val="52656A"/>
           <w:spacing w:val="20"/>
           <w:sz w:val="18"/>
           <w:szCs w:val="18"/>
@@ -863,7 +888,7 @@
           <w:rFonts w:ascii="Calibri" w:cs="Calibri" w:eastAsia="Calibri" w:hAnsi="Calibri"/>
           <w:b/>
           <w:bCs/>
-          <w:color w:val="1D1D1B"/>
+          <w:color w:val="183A43"/>
           <w:sz w:val="24"/>
           <w:szCs w:val="24"/>
         </w:rPr>
@@ -882,7 +907,7 @@
       <w:r>
         <w:rPr>
           <w:rFonts w:ascii="Calibri" w:cs="Calibri" w:eastAsia="Calibri" w:hAnsi="Calibri"/>
-          <w:color w:val="1D1D1B"/>
+          <w:color w:val="183A43"/>
           <w:sz w:val="22"/>
           <w:szCs w:val="22"/>
         </w:rPr>
@@ -901,7 +926,7 @@
       <w:r>
         <w:rPr>
           <w:rFonts w:ascii="Calibri" w:cs="Calibri" w:eastAsia="Calibri" w:hAnsi="Calibri"/>
-          <w:color w:val="1D1D1B"/>
+          <w:color w:val="183A43"/>
           <w:sz w:val="22"/>
           <w:szCs w:val="22"/>
         </w:rPr>
@@ -920,7 +945,7 @@
       <w:r>
         <w:rPr>
           <w:rFonts w:ascii="Calibri" w:cs="Calibri" w:eastAsia="Calibri" w:hAnsi="Calibri"/>
-          <w:color w:val="1D1D1B"/>
+          <w:color w:val="183A43"/>
           <w:sz w:val="22"/>
           <w:szCs w:val="22"/>
         </w:rPr>
@@ -939,7 +964,7 @@
       <w:r>
         <w:rPr>
           <w:rFonts w:ascii="Calibri" w:cs="Calibri" w:eastAsia="Calibri" w:hAnsi="Calibri"/>
-          <w:color w:val="1D1D1B"/>
+          <w:color w:val="183A43"/>
           <w:sz w:val="22"/>
           <w:szCs w:val="22"/>
         </w:rPr>
@@ -958,7 +983,7 @@
       <w:r>
         <w:rPr>
           <w:rFonts w:ascii="Calibri" w:cs="Calibri" w:eastAsia="Calibri" w:hAnsi="Calibri"/>
-          <w:color w:val="1D1D1B"/>
+          <w:color w:val="183A43"/>
           <w:sz w:val="22"/>
           <w:szCs w:val="22"/>
         </w:rPr>
@@ -977,7 +1002,7 @@
       <w:r>
         <w:rPr>
           <w:rFonts w:ascii="Calibri" w:cs="Calibri" w:eastAsia="Calibri" w:hAnsi="Calibri"/>
-          <w:color w:val="1D1D1B"/>
+          <w:color w:val="183A43"/>
           <w:sz w:val="22"/>
           <w:szCs w:val="22"/>
         </w:rPr>
@@ -996,7 +1021,7 @@
       <w:r>
         <w:rPr>
           <w:rFonts w:ascii="Calibri" w:cs="Calibri" w:eastAsia="Calibri" w:hAnsi="Calibri"/>
-          <w:color w:val="1D1D1B"/>
+          <w:color w:val="183A43"/>
           <w:sz w:val="22"/>
           <w:szCs w:val="22"/>
         </w:rPr>
@@ -1008,9 +1033,9 @@
         <w:pStyle w:val="Heading2"/>
         <w:keepNext/>
         <w:pBdr>
-          <w:left w:val="single" w:color="1D1D1B" w:sz="36" w:space="8"/>
+          <w:left w:val="single" w:color="F37012" w:sz="36" w:space="8"/>
         </w:pBdr>
-        <w:shd w:fill="EDEDEB" w:color="auto" w:val="clear"/>
+        <w:shd w:fill="F1F4F0" w:color="auto" w:val="clear"/>
         <w:spacing w:after="100" w:before="280"/>
         <w:ind w:left="160"/>
       </w:pPr>
@@ -1019,7 +1044,7 @@
           <w:rFonts w:ascii="Calibri" w:cs="Calibri" w:eastAsia="Calibri" w:hAnsi="Calibri"/>
           <w:b/>
           <w:bCs/>
-          <w:color w:val="1D1D1B"/>
+          <w:color w:val="52656A"/>
           <w:spacing w:val="20"/>
           <w:sz w:val="18"/>
           <w:szCs w:val="18"/>
@@ -1037,7 +1062,7 @@
           <w:rFonts w:ascii="Calibri" w:cs="Calibri" w:eastAsia="Calibri" w:hAnsi="Calibri"/>
           <w:b/>
           <w:bCs/>
-          <w:color w:val="1D1D1B"/>
+          <w:color w:val="183A43"/>
           <w:sz w:val="24"/>
           <w:szCs w:val="24"/>
         </w:rPr>
@@ -1056,7 +1081,7 @@
       <w:r>
         <w:rPr>
           <w:rFonts w:ascii="Calibri" w:cs="Calibri" w:eastAsia="Calibri" w:hAnsi="Calibri"/>
-          <w:color w:val="1D1D1B"/>
+          <w:color w:val="183A43"/>
           <w:sz w:val="22"/>
           <w:szCs w:val="22"/>
         </w:rPr>
@@ -1075,7 +1100,7 @@
       <w:r>
         <w:rPr>
           <w:rFonts w:ascii="Calibri" w:cs="Calibri" w:eastAsia="Calibri" w:hAnsi="Calibri"/>
-          <w:color w:val="1D1D1B"/>
+          <w:color w:val="183A43"/>
           <w:sz w:val="22"/>
           <w:szCs w:val="22"/>
         </w:rPr>
@@ -1087,9 +1112,9 @@
         <w:pStyle w:val="Heading2"/>
         <w:keepNext/>
         <w:pBdr>
-          <w:left w:val="single" w:color="1D1D1B" w:sz="36" w:space="8"/>
+          <w:left w:val="single" w:color="F37012" w:sz="36" w:space="8"/>
         </w:pBdr>
-        <w:shd w:fill="EDEDEB" w:color="auto" w:val="clear"/>
+        <w:shd w:fill="F1F4F0" w:color="auto" w:val="clear"/>
         <w:spacing w:after="100" w:before="280"/>
         <w:ind w:left="160"/>
       </w:pPr>
@@ -1098,7 +1123,7 @@
           <w:rFonts w:ascii="Calibri" w:cs="Calibri" w:eastAsia="Calibri" w:hAnsi="Calibri"/>
           <w:b/>
           <w:bCs/>
-          <w:color w:val="1D1D1B"/>
+          <w:color w:val="52656A"/>
           <w:spacing w:val="20"/>
           <w:sz w:val="18"/>
           <w:szCs w:val="18"/>
@@ -1116,7 +1141,7 @@
           <w:rFonts w:ascii="Calibri" w:cs="Calibri" w:eastAsia="Calibri" w:hAnsi="Calibri"/>
           <w:b/>
           <w:bCs/>
-          <w:color w:val="1D1D1B"/>
+          <w:color w:val="183A43"/>
           <w:sz w:val="24"/>
           <w:szCs w:val="24"/>
         </w:rPr>
@@ -1135,7 +1160,7 @@
       <w:r>
         <w:rPr>
           <w:rFonts w:ascii="Calibri" w:cs="Calibri" w:eastAsia="Calibri" w:hAnsi="Calibri"/>
-          <w:color w:val="1D1D1B"/>
+          <w:color w:val="183A43"/>
           <w:sz w:val="22"/>
           <w:szCs w:val="22"/>
         </w:rPr>
@@ -1147,9 +1172,9 @@
         <w:pStyle w:val="Heading2"/>
         <w:keepNext/>
         <w:pBdr>
-          <w:left w:val="single" w:color="1D1D1B" w:sz="36" w:space="8"/>
+          <w:left w:val="single" w:color="F37012" w:sz="36" w:space="8"/>
         </w:pBdr>
-        <w:shd w:fill="EDEDEB" w:color="auto" w:val="clear"/>
+        <w:shd w:fill="F1F4F0" w:color="auto" w:val="clear"/>
         <w:spacing w:after="100" w:before="280"/>
         <w:ind w:left="160"/>
       </w:pPr>
@@ -1158,7 +1183,7 @@
           <w:rFonts w:ascii="Calibri" w:cs="Calibri" w:eastAsia="Calibri" w:hAnsi="Calibri"/>
           <w:b/>
           <w:bCs/>
-          <w:color w:val="1D1D1B"/>
+          <w:color w:val="52656A"/>
           <w:spacing w:val="20"/>
           <w:sz w:val="18"/>
           <w:szCs w:val="18"/>
@@ -1176,7 +1201,7 @@
           <w:rFonts w:ascii="Calibri" w:cs="Calibri" w:eastAsia="Calibri" w:hAnsi="Calibri"/>
           <w:b/>
           <w:bCs/>
-          <w:color w:val="1D1D1B"/>
+          <w:color w:val="183A43"/>
           <w:sz w:val="24"/>
           <w:szCs w:val="24"/>
         </w:rPr>
@@ -1195,7 +1220,7 @@
       <w:r>
         <w:rPr>
           <w:rFonts w:ascii="Calibri" w:cs="Calibri" w:eastAsia="Calibri" w:hAnsi="Calibri"/>
-          <w:color w:val="1D1D1B"/>
+          <w:color w:val="183A43"/>
           <w:sz w:val="22"/>
           <w:szCs w:val="22"/>
         </w:rPr>
@@ -1214,7 +1239,7 @@
       <w:r>
         <w:rPr>
           <w:rFonts w:ascii="Calibri" w:cs="Calibri" w:eastAsia="Calibri" w:hAnsi="Calibri"/>
-          <w:color w:val="1D1D1B"/>
+          <w:color w:val="183A43"/>
           <w:sz w:val="22"/>
           <w:szCs w:val="22"/>
         </w:rPr>
@@ -1226,9 +1251,9 @@
         <w:pStyle w:val="Heading2"/>
         <w:keepNext/>
         <w:pBdr>
-          <w:left w:val="single" w:color="1D1D1B" w:sz="36" w:space="8"/>
+          <w:left w:val="single" w:color="F37012" w:sz="36" w:space="8"/>
         </w:pBdr>
-        <w:shd w:fill="EDEDEB" w:color="auto" w:val="clear"/>
+        <w:shd w:fill="F1F4F0" w:color="auto" w:val="clear"/>
         <w:spacing w:after="100" w:before="280"/>
         <w:ind w:left="160"/>
       </w:pPr>
@@ -1237,7 +1262,7 @@
           <w:rFonts w:ascii="Calibri" w:cs="Calibri" w:eastAsia="Calibri" w:hAnsi="Calibri"/>
           <w:b/>
           <w:bCs/>
-          <w:color w:val="1D1D1B"/>
+          <w:color w:val="52656A"/>
           <w:spacing w:val="20"/>
           <w:sz w:val="18"/>
           <w:szCs w:val="18"/>
@@ -1255,7 +1280,7 @@
           <w:rFonts w:ascii="Calibri" w:cs="Calibri" w:eastAsia="Calibri" w:hAnsi="Calibri"/>
           <w:b/>
           <w:bCs/>
-          <w:color w:val="1D1D1B"/>
+          <w:color w:val="183A43"/>
           <w:sz w:val="24"/>
           <w:szCs w:val="24"/>
         </w:rPr>
@@ -1274,7 +1299,7 @@
       <w:r>
         <w:rPr>
           <w:rFonts w:ascii="Calibri" w:cs="Calibri" w:eastAsia="Calibri" w:hAnsi="Calibri"/>
-          <w:color w:val="1D1D1B"/>
+          <w:color w:val="183A43"/>
           <w:sz w:val="22"/>
           <w:szCs w:val="22"/>
         </w:rPr>
@@ -1286,32 +1311,41 @@
         <w:pStyle w:val="Heading1"/>
         <w:keepNext/>
         <w:pBdr>
-          <w:bottom w:val="single" w:color="1D1D1B" w:sz="18" w:space="4"/>
+          <w:bottom w:val="single" w:color="CAD6D0" w:sz="4" w:space="4"/>
         </w:pBdr>
         <w:spacing w:after="160" w:before="360"/>
       </w:pPr>
       <w:r>
         <w:rPr>
           <w:rFonts w:ascii="Calibri" w:cs="Calibri" w:eastAsia="Calibri" w:hAnsi="Calibri"/>
+          <w:color w:val="F37012"/>
+          <w:sz w:val="24"/>
+          <w:szCs w:val="24"/>
+        </w:rPr>
+        <w:t xml:space="preserve">■  </w:t>
+      </w:r>
+      <w:r>
+        <w:rPr>
+          <w:rFonts w:ascii="Calibri" w:cs="Calibri" w:eastAsia="Calibri" w:hAnsi="Calibri"/>
           <w:b/>
           <w:bCs/>
-          <w:color w:val="1D1D1B"/>
-          <w:sz w:val="28"/>
-          <w:szCs w:val="28"/>
-        </w:rPr>
-        <w:t xml:space="preserve">EJEMPLOS DE RUTAS</w:t>
+          <w:color w:val="183A43"/>
+          <w:sz w:val="30"/>
+          <w:szCs w:val="30"/>
+        </w:rPr>
+        <w:t xml:space="preserve">Ejemplos de rutas</w:t>
       </w:r>
     </w:p>
     <w:tbl>
       <w:tblPr>
         <w:tblW w:type="dxa" w:w="10080"/>
         <w:tblBorders>
-          <w:top w:val="single" w:color="E2E2DF" w:sz="4"/>
-          <w:left w:val="single" w:color="E2E2DF" w:sz="4"/>
-          <w:bottom w:val="single" w:color="E2E2DF" w:sz="4"/>
-          <w:right w:val="single" w:color="E2E2DF" w:sz="4"/>
-          <w:insideH w:val="single" w:color="E2E2DF" w:sz="4"/>
-          <w:insideV w:val="single" w:color="E2E2DF" w:sz="4"/>
+          <w:top w:val="single" w:color="CAD6D0" w:sz="4"/>
+          <w:left w:val="single" w:color="CAD6D0" w:sz="4"/>
+          <w:bottom w:val="single" w:color="CAD6D0" w:sz="4"/>
+          <w:right w:val="single" w:color="CAD6D0" w:sz="4"/>
+          <w:insideH w:val="single" w:color="CAD6D0" w:sz="4"/>
+          <w:insideV w:val="single" w:color="CAD6D0" w:sz="4"/>
         </w:tblBorders>
         <w:tblLayout w:type="fixed"/>
       </w:tblPr>
@@ -1326,7 +1360,7 @@
         <w:tc>
           <w:tcPr>
             <w:tcW w:type="dxa" w:w="3629"/>
-            <w:shd w:fill="1D1D1B" w:color="auto" w:val="clear"/>
+            <w:shd w:fill="E8F2E9" w:color="auto" w:val="clear"/>
             <w:tcMar>
               <w:top w:type="dxa" w:w="100"/>
               <w:left w:type="dxa" w:w="140"/>
@@ -1343,7 +1377,7 @@
               <w:rPr>
                 <w:b/>
                 <w:bCs/>
-                <w:color w:val="FFFFFF"/>
+                <w:color w:val="183A43"/>
                 <w:sz w:val="20"/>
                 <w:szCs w:val="20"/>
               </w:rPr>
@@ -1354,7 +1388,7 @@
         <w:tc>
           <w:tcPr>
             <w:tcW w:type="dxa" w:w="6451"/>
-            <w:shd w:fill="1D1D1B" w:color="auto" w:val="clear"/>
+            <w:shd w:fill="E8F2E9" w:color="auto" w:val="clear"/>
             <w:tcMar>
               <w:top w:type="dxa" w:w="100"/>
               <w:left w:type="dxa" w:w="140"/>
@@ -1371,7 +1405,7 @@
               <w:rPr>
                 <w:b/>
                 <w:bCs/>
-                <w:color w:val="FFFFFF"/>
+                <w:color w:val="183A43"/>
                 <w:sz w:val="20"/>
                 <w:szCs w:val="20"/>
               </w:rPr>
@@ -1404,7 +1438,7 @@
               <w:rPr>
                 <w:b/>
                 <w:bCs/>
-                <w:color w:val="1D1D1B"/>
+                <w:color w:val="183A43"/>
                 <w:sz w:val="20"/>
                 <w:szCs w:val="20"/>
               </w:rPr>
@@ -1432,7 +1466,7 @@
               <w:rPr>
                 <w:b w:val="false"/>
                 <w:bCs w:val="false"/>
-                <w:color w:val="1D1D1B"/>
+                <w:color w:val="183A43"/>
                 <w:sz w:val="20"/>
                 <w:szCs w:val="20"/>
               </w:rPr>
@@ -1448,7 +1482,7 @@
         <w:tc>
           <w:tcPr>
             <w:tcW w:type="dxa" w:w="3629"/>
-            <w:shd w:fill="F4F4F2" w:color="auto" w:val="clear"/>
+            <w:shd w:fill="F1F4F0" w:color="auto" w:val="clear"/>
             <w:tcMar>
               <w:top w:type="dxa" w:w="100"/>
               <w:left w:type="dxa" w:w="140"/>
@@ -1465,7 +1499,7 @@
               <w:rPr>
                 <w:b/>
                 <w:bCs/>
-                <w:color w:val="1D1D1B"/>
+                <w:color w:val="183A43"/>
                 <w:sz w:val="20"/>
                 <w:szCs w:val="20"/>
               </w:rPr>
@@ -1476,7 +1510,7 @@
         <w:tc>
           <w:tcPr>
             <w:tcW w:type="dxa" w:w="6451"/>
-            <w:shd w:fill="F4F4F2" w:color="auto" w:val="clear"/>
+            <w:shd w:fill="F1F4F0" w:color="auto" w:val="clear"/>
             <w:tcMar>
               <w:top w:type="dxa" w:w="100"/>
               <w:left w:type="dxa" w:w="140"/>
@@ -1493,7 +1527,7 @@
               <w:rPr>
                 <w:b w:val="false"/>
                 <w:bCs w:val="false"/>
-                <w:color w:val="1D1D1B"/>
+                <w:color w:val="183A43"/>
                 <w:sz w:val="20"/>
                 <w:szCs w:val="20"/>
               </w:rPr>
@@ -1526,7 +1560,7 @@
               <w:rPr>
                 <w:b/>
                 <w:bCs/>
-                <w:color w:val="1D1D1B"/>
+                <w:color w:val="183A43"/>
                 <w:sz w:val="20"/>
                 <w:szCs w:val="20"/>
               </w:rPr>
@@ -1554,7 +1588,7 @@
               <w:rPr>
                 <w:b w:val="false"/>
                 <w:bCs w:val="false"/>
-                <w:color w:val="1D1D1B"/>
+                <w:color w:val="183A43"/>
                 <w:sz w:val="20"/>
                 <w:szCs w:val="20"/>
               </w:rPr>
@@ -1570,7 +1604,7 @@
         <w:tc>
           <w:tcPr>
             <w:tcW w:type="dxa" w:w="3629"/>
-            <w:shd w:fill="F4F4F2" w:color="auto" w:val="clear"/>
+            <w:shd w:fill="F1F4F0" w:color="auto" w:val="clear"/>
             <w:tcMar>
               <w:top w:type="dxa" w:w="100"/>
               <w:left w:type="dxa" w:w="140"/>
@@ -1587,7 +1621,7 @@
               <w:rPr>
                 <w:b/>
                 <w:bCs/>
-                <w:color w:val="1D1D1B"/>
+                <w:color w:val="183A43"/>
                 <w:sz w:val="20"/>
                 <w:szCs w:val="20"/>
               </w:rPr>
@@ -1598,7 +1632,7 @@
         <w:tc>
           <w:tcPr>
             <w:tcW w:type="dxa" w:w="6451"/>
-            <w:shd w:fill="F4F4F2" w:color="auto" w:val="clear"/>
+            <w:shd w:fill="F1F4F0" w:color="auto" w:val="clear"/>
             <w:tcMar>
               <w:top w:type="dxa" w:w="100"/>
               <w:left w:type="dxa" w:w="140"/>
@@ -1615,7 +1649,7 @@
               <w:rPr>
                 <w:b w:val="false"/>
                 <w:bCs w:val="false"/>
-                <w:color w:val="1D1D1B"/>
+                <w:color w:val="183A43"/>
                 <w:sz w:val="20"/>
                 <w:szCs w:val="20"/>
               </w:rPr>
@@ -1648,7 +1682,7 @@
               <w:rPr>
                 <w:b/>
                 <w:bCs/>
-                <w:color w:val="1D1D1B"/>
+                <w:color w:val="183A43"/>
                 <w:sz w:val="20"/>
                 <w:szCs w:val="20"/>
               </w:rPr>
@@ -1676,7 +1710,7 @@
               <w:rPr>
                 <w:b w:val="false"/>
                 <w:bCs w:val="false"/>
-                <w:color w:val="1D1D1B"/>
+                <w:color w:val="183A43"/>
                 <w:sz w:val="20"/>
                 <w:szCs w:val="20"/>
               </w:rPr>
@@ -1696,20 +1730,29 @@
         <w:pStyle w:val="Heading1"/>
         <w:keepNext/>
         <w:pBdr>
-          <w:bottom w:val="single" w:color="1D1D1B" w:sz="18" w:space="4"/>
+          <w:bottom w:val="single" w:color="CAD6D0" w:sz="4" w:space="4"/>
         </w:pBdr>
         <w:spacing w:after="160" w:before="360"/>
       </w:pPr>
       <w:r>
         <w:rPr>
           <w:rFonts w:ascii="Calibri" w:cs="Calibri" w:eastAsia="Calibri" w:hAnsi="Calibri"/>
+          <w:color w:val="F37012"/>
+          <w:sz w:val="24"/>
+          <w:szCs w:val="24"/>
+        </w:rPr>
+        <w:t xml:space="preserve">■  </w:t>
+      </w:r>
+      <w:r>
+        <w:rPr>
+          <w:rFonts w:ascii="Calibri" w:cs="Calibri" w:eastAsia="Calibri" w:hAnsi="Calibri"/>
           <w:b/>
           <w:bCs/>
-          <w:color w:val="1D1D1B"/>
-          <w:sz w:val="28"/>
-          <w:szCs w:val="28"/>
-        </w:rPr>
-        <w:t xml:space="preserve">BUENAS PRÁCTICAS</w:t>
+          <w:color w:val="183A43"/>
+          <w:sz w:val="30"/>
+          <w:szCs w:val="30"/>
+        </w:rPr>
+        <w:t xml:space="preserve">Buenas prácticas</w:t>
       </w:r>
     </w:p>
     <w:p>
@@ -1724,7 +1767,7 @@
       <w:r>
         <w:rPr>
           <w:rFonts w:ascii="Calibri" w:cs="Calibri" w:eastAsia="Calibri" w:hAnsi="Calibri"/>
-          <w:color w:val="1D1D1B"/>
+          <w:color w:val="183A43"/>
           <w:sz w:val="22"/>
           <w:szCs w:val="22"/>
         </w:rPr>
@@ -1743,7 +1786,7 @@
       <w:r>
         <w:rPr>
           <w:rFonts w:ascii="Calibri" w:cs="Calibri" w:eastAsia="Calibri" w:hAnsi="Calibri"/>
-          <w:color w:val="1D1D1B"/>
+          <w:color w:val="183A43"/>
           <w:sz w:val="22"/>
           <w:szCs w:val="22"/>
         </w:rPr>
@@ -1762,7 +1805,7 @@
       <w:r>
         <w:rPr>
           <w:rFonts w:ascii="Calibri" w:cs="Calibri" w:eastAsia="Calibri" w:hAnsi="Calibri"/>
-          <w:color w:val="1D1D1B"/>
+          <w:color w:val="183A43"/>
           <w:sz w:val="22"/>
           <w:szCs w:val="22"/>
         </w:rPr>
@@ -1774,32 +1817,41 @@
         <w:pStyle w:val="Heading1"/>
         <w:keepNext/>
         <w:pBdr>
-          <w:bottom w:val="single" w:color="1D1D1B" w:sz="18" w:space="4"/>
+          <w:bottom w:val="single" w:color="CAD6D0" w:sz="4" w:space="4"/>
         </w:pBdr>
         <w:spacing w:after="160" w:before="360"/>
       </w:pPr>
       <w:r>
         <w:rPr>
           <w:rFonts w:ascii="Calibri" w:cs="Calibri" w:eastAsia="Calibri" w:hAnsi="Calibri"/>
+          <w:color w:val="F37012"/>
+          <w:sz w:val="24"/>
+          <w:szCs w:val="24"/>
+        </w:rPr>
+        <w:t xml:space="preserve">■  </w:t>
+      </w:r>
+      <w:r>
+        <w:rPr>
+          <w:rFonts w:ascii="Calibri" w:cs="Calibri" w:eastAsia="Calibri" w:hAnsi="Calibri"/>
           <w:b/>
           <w:bCs/>
-          <w:color w:val="1D1D1B"/>
-          <w:sz w:val="28"/>
-          <w:szCs w:val="28"/>
-        </w:rPr>
-        <w:t xml:space="preserve">ERRORES FRECUENTES Y CÓMO RESOLVERLOS</w:t>
+          <w:color w:val="183A43"/>
+          <w:sz w:val="30"/>
+          <w:szCs w:val="30"/>
+        </w:rPr>
+        <w:t xml:space="preserve">Errores frecuentes y cómo resolverlos</w:t>
       </w:r>
     </w:p>
     <w:tbl>
       <w:tblPr>
         <w:tblW w:type="dxa" w:w="10080"/>
         <w:tblBorders>
-          <w:top w:val="single" w:color="E2E2DF" w:sz="4"/>
-          <w:left w:val="single" w:color="E2E2DF" w:sz="4"/>
-          <w:bottom w:val="single" w:color="E2E2DF" w:sz="4"/>
-          <w:right w:val="single" w:color="E2E2DF" w:sz="4"/>
-          <w:insideH w:val="single" w:color="E2E2DF" w:sz="4"/>
-          <w:insideV w:val="single" w:color="E2E2DF" w:sz="4"/>
+          <w:top w:val="single" w:color="CAD6D0" w:sz="4"/>
+          <w:left w:val="single" w:color="CAD6D0" w:sz="4"/>
+          <w:bottom w:val="single" w:color="CAD6D0" w:sz="4"/>
+          <w:right w:val="single" w:color="CAD6D0" w:sz="4"/>
+          <w:insideH w:val="single" w:color="CAD6D0" w:sz="4"/>
+          <w:insideV w:val="single" w:color="CAD6D0" w:sz="4"/>
         </w:tblBorders>
         <w:tblLayout w:type="fixed"/>
       </w:tblPr>
@@ -1814,7 +1866,7 @@
         <w:tc>
           <w:tcPr>
             <w:tcW w:type="dxa" w:w="3629"/>
-            <w:shd w:fill="1D1D1B" w:color="auto" w:val="clear"/>
+            <w:shd w:fill="E8F2E9" w:color="auto" w:val="clear"/>
             <w:tcMar>
               <w:top w:type="dxa" w:w="100"/>
               <w:left w:type="dxa" w:w="140"/>
@@ -1831,7 +1883,7 @@
               <w:rPr>
                 <w:b/>
                 <w:bCs/>
-                <w:color w:val="FFFFFF"/>
+                <w:color w:val="183A43"/>
                 <w:sz w:val="20"/>
                 <w:szCs w:val="20"/>
               </w:rPr>
@@ -1842,7 +1894,7 @@
         <w:tc>
           <w:tcPr>
             <w:tcW w:type="dxa" w:w="6451"/>
-            <w:shd w:fill="1D1D1B" w:color="auto" w:val="clear"/>
+            <w:shd w:fill="E8F2E9" w:color="auto" w:val="clear"/>
             <w:tcMar>
               <w:top w:type="dxa" w:w="100"/>
               <w:left w:type="dxa" w:w="140"/>
@@ -1859,7 +1911,7 @@
               <w:rPr>
                 <w:b/>
                 <w:bCs/>
-                <w:color w:val="FFFFFF"/>
+                <w:color w:val="183A43"/>
                 <w:sz w:val="20"/>
                 <w:szCs w:val="20"/>
               </w:rPr>
@@ -1892,7 +1944,7 @@
               <w:rPr>
                 <w:b/>
                 <w:bCs/>
-                <w:color w:val="1D1D1B"/>
+                <w:color w:val="183A43"/>
                 <w:sz w:val="20"/>
                 <w:szCs w:val="20"/>
               </w:rPr>
@@ -1920,7 +1972,7 @@
               <w:rPr>
                 <w:b w:val="false"/>
                 <w:bCs w:val="false"/>
-                <w:color w:val="1D1D1B"/>
+                <w:color w:val="183A43"/>
                 <w:sz w:val="20"/>
                 <w:szCs w:val="20"/>
               </w:rPr>
@@ -1936,7 +1988,7 @@
         <w:tc>
           <w:tcPr>
             <w:tcW w:type="dxa" w:w="3629"/>
-            <w:shd w:fill="F4F4F2" w:color="auto" w:val="clear"/>
+            <w:shd w:fill="F1F4F0" w:color="auto" w:val="clear"/>
             <w:tcMar>
               <w:top w:type="dxa" w:w="100"/>
               <w:left w:type="dxa" w:w="140"/>
@@ -1953,7 +2005,7 @@
               <w:rPr>
                 <w:b/>
                 <w:bCs/>
-                <w:color w:val="1D1D1B"/>
+                <w:color w:val="183A43"/>
                 <w:sz w:val="20"/>
                 <w:szCs w:val="20"/>
               </w:rPr>
@@ -1964,7 +2016,7 @@
         <w:tc>
           <w:tcPr>
             <w:tcW w:type="dxa" w:w="6451"/>
-            <w:shd w:fill="F4F4F2" w:color="auto" w:val="clear"/>
+            <w:shd w:fill="F1F4F0" w:color="auto" w:val="clear"/>
             <w:tcMar>
               <w:top w:type="dxa" w:w="100"/>
               <w:left w:type="dxa" w:w="140"/>
@@ -1981,7 +2033,7 @@
               <w:rPr>
                 <w:b w:val="false"/>
                 <w:bCs w:val="false"/>
-                <w:color w:val="1D1D1B"/>
+                <w:color w:val="183A43"/>
                 <w:sz w:val="20"/>
                 <w:szCs w:val="20"/>
               </w:rPr>
@@ -2014,7 +2066,7 @@
               <w:rPr>
                 <w:b/>
                 <w:bCs/>
-                <w:color w:val="1D1D1B"/>
+                <w:color w:val="183A43"/>
                 <w:sz w:val="20"/>
                 <w:szCs w:val="20"/>
               </w:rPr>
@@ -2042,7 +2094,7 @@
               <w:rPr>
                 <w:b w:val="false"/>
                 <w:bCs w:val="false"/>
-                <w:color w:val="1D1D1B"/>
+                <w:color w:val="183A43"/>
                 <w:sz w:val="20"/>
                 <w:szCs w:val="20"/>
               </w:rPr>
@@ -2062,20 +2114,29 @@
         <w:pStyle w:val="Heading1"/>
         <w:keepNext/>
         <w:pBdr>
-          <w:bottom w:val="single" w:color="1D1D1B" w:sz="18" w:space="4"/>
+          <w:bottom w:val="single" w:color="CAD6D0" w:sz="4" w:space="4"/>
         </w:pBdr>
         <w:spacing w:after="160" w:before="360"/>
       </w:pPr>
       <w:r>
         <w:rPr>
           <w:rFonts w:ascii="Calibri" w:cs="Calibri" w:eastAsia="Calibri" w:hAnsi="Calibri"/>
+          <w:color w:val="F37012"/>
+          <w:sz w:val="24"/>
+          <w:szCs w:val="24"/>
+        </w:rPr>
+        <w:t xml:space="preserve">■  </w:t>
+      </w:r>
+      <w:r>
+        <w:rPr>
+          <w:rFonts w:ascii="Calibri" w:cs="Calibri" w:eastAsia="Calibri" w:hAnsi="Calibri"/>
           <w:b/>
           <w:bCs/>
-          <w:color w:val="1D1D1B"/>
-          <w:sz w:val="28"/>
-          <w:szCs w:val="28"/>
-        </w:rPr>
-        <w:t xml:space="preserve">RETO PRÁCTICO</w:t>
+          <w:color w:val="183A43"/>
+          <w:sz w:val="30"/>
+          <w:szCs w:val="30"/>
+        </w:rPr>
+        <w:t xml:space="preserve">Reto práctico</w:t>
       </w:r>
     </w:p>
     <w:tbl>
@@ -2100,11 +2161,11 @@
             <w:tcW w:type="dxa" w:w="10080"/>
             <w:tcBorders>
               <w:top w:val="none" w:color="FFFFFF" w:sz="0"/>
-              <w:left w:val="single" w:color="1D1D1B" w:sz="24"/>
+              <w:left w:val="single" w:color="183A43" w:sz="24"/>
               <w:bottom w:val="none" w:color="FFFFFF" w:sz="0"/>
               <w:right w:val="none" w:color="FFFFFF" w:sz="0"/>
             </w:tcBorders>
-            <w:shd w:fill="F4F4F2" w:color="auto" w:val="clear"/>
+            <w:shd w:fill="FFFFFF" w:color="auto" w:val="clear"/>
             <w:tcMar>
               <w:top w:type="dxa" w:w="160"/>
               <w:left w:type="dxa" w:w="240"/>
@@ -2121,7 +2182,7 @@
                 <w:rFonts w:ascii="Calibri" w:cs="Calibri" w:eastAsia="Calibri" w:hAnsi="Calibri"/>
                 <w:b/>
                 <w:bCs/>
-                <w:color w:val="1D1D1B"/>
+                <w:color w:val="52656A"/>
                 <w:spacing w:val="20"/>
                 <w:sz w:val="17"/>
                 <w:szCs w:val="17"/>
@@ -2136,7 +2197,7 @@
             <w:r>
               <w:rPr>
                 <w:rFonts w:ascii="Calibri" w:cs="Calibri" w:eastAsia="Calibri" w:hAnsi="Calibri"/>
-                <w:color w:val="1D1D1B"/>
+                <w:color w:val="183A43"/>
                 <w:sz w:val="22"/>
                 <w:szCs w:val="22"/>
               </w:rPr>
@@ -2156,20 +2217,29 @@
         <w:pStyle w:val="Heading1"/>
         <w:keepNext/>
         <w:pBdr>
-          <w:bottom w:val="single" w:color="1D1D1B" w:sz="18" w:space="4"/>
+          <w:bottom w:val="single" w:color="CAD6D0" w:sz="4" w:space="4"/>
         </w:pBdr>
         <w:spacing w:after="160" w:before="360"/>
       </w:pPr>
       <w:r>
         <w:rPr>
           <w:rFonts w:ascii="Calibri" w:cs="Calibri" w:eastAsia="Calibri" w:hAnsi="Calibri"/>
+          <w:color w:val="F37012"/>
+          <w:sz w:val="24"/>
+          <w:szCs w:val="24"/>
+        </w:rPr>
+        <w:t xml:space="preserve">■  </w:t>
+      </w:r>
+      <w:r>
+        <w:rPr>
+          <w:rFonts w:ascii="Calibri" w:cs="Calibri" w:eastAsia="Calibri" w:hAnsi="Calibri"/>
           <w:b/>
           <w:bCs/>
-          <w:color w:val="1D1D1B"/>
-          <w:sz w:val="28"/>
-          <w:szCs w:val="28"/>
-        </w:rPr>
-        <w:t xml:space="preserve">VERIFICA TU AVANCE</w:t>
+          <w:color w:val="183A43"/>
+          <w:sz w:val="30"/>
+          <w:szCs w:val="30"/>
+        </w:rPr>
+        <w:t xml:space="preserve">Verifica tu avance</w:t>
       </w:r>
     </w:p>
     <w:p>
@@ -2183,7 +2253,7 @@
       <w:r>
         <w:rPr>
           <w:rFonts w:ascii="Segoe UI Symbol" w:cs="Segoe UI Symbol" w:eastAsia="Segoe UI Symbol" w:hAnsi="Segoe UI Symbol"/>
-          <w:color w:val="5C5C5A"/>
+          <w:color w:val="52656A"/>
           <w:sz w:val="26"/>
           <w:szCs w:val="26"/>
         </w:rPr>
@@ -2192,7 +2262,7 @@
       <w:r>
         <w:rPr>
           <w:rFonts w:ascii="Calibri" w:cs="Calibri" w:eastAsia="Calibri" w:hAnsi="Calibri"/>
-          <w:color w:val="1D1D1B"/>
+          <w:color w:val="183A43"/>
           <w:sz w:val="22"/>
           <w:szCs w:val="22"/>
         </w:rPr>
@@ -2210,7 +2280,7 @@
       <w:r>
         <w:rPr>
           <w:rFonts w:ascii="Segoe UI Symbol" w:cs="Segoe UI Symbol" w:eastAsia="Segoe UI Symbol" w:hAnsi="Segoe UI Symbol"/>
-          <w:color w:val="5C5C5A"/>
+          <w:color w:val="52656A"/>
           <w:sz w:val="26"/>
           <w:szCs w:val="26"/>
         </w:rPr>
@@ -2219,7 +2289,7 @@
       <w:r>
         <w:rPr>
           <w:rFonts w:ascii="Calibri" w:cs="Calibri" w:eastAsia="Calibri" w:hAnsi="Calibri"/>
-          <w:color w:val="1D1D1B"/>
+          <w:color w:val="183A43"/>
           <w:sz w:val="22"/>
           <w:szCs w:val="22"/>
         </w:rPr>
@@ -2237,7 +2307,7 @@
       <w:r>
         <w:rPr>
           <w:rFonts w:ascii="Segoe UI Symbol" w:cs="Segoe UI Symbol" w:eastAsia="Segoe UI Symbol" w:hAnsi="Segoe UI Symbol"/>
-          <w:color w:val="5C5C5A"/>
+          <w:color w:val="52656A"/>
           <w:sz w:val="26"/>
           <w:szCs w:val="26"/>
         </w:rPr>
@@ -2246,7 +2316,7 @@
       <w:r>
         <w:rPr>
           <w:rFonts w:ascii="Calibri" w:cs="Calibri" w:eastAsia="Calibri" w:hAnsi="Calibri"/>
-          <w:color w:val="1D1D1B"/>
+          <w:color w:val="183A43"/>
           <w:sz w:val="22"/>
           <w:szCs w:val="22"/>
         </w:rPr>
@@ -2264,7 +2334,7 @@
       <w:r>
         <w:rPr>
           <w:rFonts w:ascii="Segoe UI Symbol" w:cs="Segoe UI Symbol" w:eastAsia="Segoe UI Symbol" w:hAnsi="Segoe UI Symbol"/>
-          <w:color w:val="5C5C5A"/>
+          <w:color w:val="52656A"/>
           <w:sz w:val="26"/>
           <w:szCs w:val="26"/>
         </w:rPr>
@@ -2273,7 +2343,7 @@
       <w:r>
         <w:rPr>
           <w:rFonts w:ascii="Calibri" w:cs="Calibri" w:eastAsia="Calibri" w:hAnsi="Calibri"/>
-          <w:color w:val="1D1D1B"/>
+          <w:color w:val="183A43"/>
           <w:sz w:val="22"/>
           <w:szCs w:val="22"/>
         </w:rPr>
@@ -2307,11 +2377,11 @@
             <w:tcW w:type="dxa" w:w="10080"/>
             <w:tcBorders>
               <w:top w:val="none" w:color="FFFFFF" w:sz="0"/>
-              <w:left w:val="single" w:color="EF7D00" w:sz="24"/>
+              <w:left w:val="single" w:color="F37012" w:sz="24"/>
               <w:bottom w:val="none" w:color="FFFFFF" w:sz="0"/>
               <w:right w:val="none" w:color="FFFFFF" w:sz="0"/>
             </w:tcBorders>
-            <w:shd w:fill="1D1D1B" w:color="auto" w:val="clear"/>
+            <w:shd w:fill="0D2227" w:color="auto" w:val="clear"/>
             <w:tcMar>
               <w:top w:type="dxa" w:w="240"/>
               <w:left w:type="dxa" w:w="300"/>
@@ -2328,7 +2398,7 @@
                 <w:rFonts w:ascii="Calibri" w:cs="Calibri" w:eastAsia="Calibri" w:hAnsi="Calibri"/>
                 <w:b/>
                 <w:bCs/>
-                <w:color w:val="EF7D00"/>
+                <w:color w:val="FFAD79"/>
                 <w:sz w:val="24"/>
                 <w:szCs w:val="24"/>
               </w:rPr>
@@ -2353,7 +2423,7 @@
             <w:r>
               <w:rPr>
                 <w:rFonts w:ascii="Calibri" w:cs="Calibri" w:eastAsia="Calibri" w:hAnsi="Calibri"/>
-                <w:color w:val="D1D5DB"/>
+                <w:color w:val="B4C4C6"/>
                 <w:sz w:val="18"/>
                 <w:szCs w:val="18"/>
               </w:rPr>
@@ -2423,7 +2493,7 @@
     <w:r>
       <w:rPr>
         <w:rFonts w:ascii="Calibri" w:cs="Calibri" w:eastAsia="Calibri" w:hAnsi="Calibri"/>
-        <w:color w:val="5C5C5A"/>
+        <w:color w:val="52656A"/>
         <w:sz w:val="16"/>
         <w:szCs w:val="16"/>
       </w:rPr>
@@ -2432,7 +2502,7 @@
     <w:r>
       <w:rPr>
         <w:rFonts w:ascii="Calibri" w:cs="Calibri" w:eastAsia="Calibri" w:hAnsi="Calibri"/>
-        <w:color w:val="5C5C5A"/>
+        <w:color w:val="52656A"/>
         <w:sz w:val="16"/>
         <w:szCs w:val="16"/>
       </w:rPr>
@@ -2441,7 +2511,7 @@
     <w:r>
       <w:rPr>
         <w:rFonts w:ascii="Calibri" w:cs="Calibri" w:eastAsia="Calibri" w:hAnsi="Calibri"/>
-        <w:color w:val="5C5C5A"/>
+        <w:color w:val="52656A"/>
         <w:sz w:val="16"/>
         <w:szCs w:val="16"/>
       </w:rPr>
@@ -2453,7 +2523,7 @@
     <w:r>
       <w:rPr>
         <w:rFonts w:ascii="Calibri" w:cs="Calibri" w:eastAsia="Calibri" w:hAnsi="Calibri"/>
-        <w:color w:val="5C5C5A"/>
+        <w:color w:val="52656A"/>
         <w:sz w:val="16"/>
         <w:szCs w:val="16"/>
       </w:rPr>
@@ -2462,7 +2532,7 @@
     <w:r>
       <w:rPr>
         <w:rFonts w:ascii="Calibri" w:cs="Calibri" w:eastAsia="Calibri" w:hAnsi="Calibri"/>
-        <w:color w:val="5C5C5A"/>
+        <w:color w:val="52656A"/>
         <w:sz w:val="16"/>
         <w:szCs w:val="16"/>
       </w:rPr>
@@ -2517,7 +2587,7 @@
   <w:p>
     <w:pPr>
       <w:pBdr>
-        <w:bottom w:val="single" w:color="E2E2DF" w:sz="4" w:space="6"/>
+        <w:bottom w:val="single" w:color="CAD6D0" w:sz="4" w:space="6"/>
       </w:pBdr>
       <w:tabs>
         <w:tab w:val="right" w:pos="10080"/>
@@ -2528,7 +2598,7 @@
         <w:rFonts w:ascii="Calibri" w:cs="Calibri" w:eastAsia="Calibri" w:hAnsi="Calibri"/>
         <w:b/>
         <w:bCs/>
-        <w:color w:val="A65200"/>
+        <w:color w:val="087F91"/>
         <w:sz w:val="17"/>
         <w:szCs w:val="17"/>
       </w:rPr>
@@ -2537,7 +2607,7 @@
     <w:r>
       <w:rPr>
         <w:rFonts w:ascii="Calibri" w:cs="Calibri" w:eastAsia="Calibri" w:hAnsi="Calibri"/>
-        <w:color w:val="5C5C5A"/>
+        <w:color w:val="52656A"/>
         <w:sz w:val="17"/>
         <w:szCs w:val="17"/>
       </w:rPr>
@@ -2548,7 +2618,7 @@
         <w:rFonts w:ascii="Calibri" w:cs="Calibri" w:eastAsia="Calibri" w:hAnsi="Calibri"/>
         <w:b/>
         <w:bCs/>
-        <w:color w:val="1D1D1B"/>
+        <w:color w:val="183A43"/>
         <w:sz w:val="17"/>
         <w:szCs w:val="17"/>
       </w:rPr>
@@ -2657,7 +2727,7 @@
       <w:rPr>
         <w:b/>
         <w:bCs/>
-        <w:color w:val="EF7D00"/>
+        <w:color w:val="F37012"/>
       </w:rPr>
     </w:lvl>
   </w:abstractNum>
@@ -2682,7 +2752,7 @@
     <w:rPrDefault>
       <w:rPr>
         <w:rFonts w:ascii="Calibri" w:cs="Calibri" w:eastAsia="Calibri" w:hAnsi="Calibri"/>
-        <w:color w:val="1D1D1B"/>
+        <w:color w:val="183A43"/>
         <w:sz w:val="22"/>
         <w:szCs w:val="22"/>
       </w:rPr>
@@ -2862,7 +2932,7 @@
       <w:rFonts w:ascii="Calibri" w:cs="Calibri" w:eastAsia="Calibri" w:hAnsi="Calibri"/>
       <w:b/>
       <w:bCs/>
-      <w:color w:val="1D1D1B"/>
+      <w:color w:val="183A43"/>
       <w:sz w:val="28"/>
       <w:szCs w:val="28"/>
     </w:rPr>
@@ -2879,7 +2949,7 @@
       <w:rFonts w:ascii="Calibri" w:cs="Calibri" w:eastAsia="Calibri" w:hAnsi="Calibri"/>
       <w:b/>
       <w:bCs/>
-      <w:color w:val="1D1D1B"/>
+      <w:color w:val="183A43"/>
       <w:sz w:val="24"/>
       <w:szCs w:val="24"/>
     </w:rPr>
@@ -2896,7 +2966,7 @@
       <w:rFonts w:ascii="Calibri" w:cs="Calibri" w:eastAsia="Calibri" w:hAnsi="Calibri"/>
       <w:b/>
       <w:bCs/>
-      <w:color w:val="1D1D1B"/>
+      <w:color w:val="183A43"/>
       <w:sz w:val="23"/>
       <w:szCs w:val="23"/>
     </w:rPr>

--- a/word/Capsula_10_Configura_finalizacion_y_restricciones.docx
+++ b/word/Capsula_10_Configura_finalizacion_y_restricciones.docx
@@ -2352,87 +2352,21 @@
     </w:p>
     <w:p>
       <w:pPr>
-        <w:spacing w:after="240" w:before="0"/>
-      </w:pPr>
-    </w:p>
-    <w:tbl>
-      <w:tblPr>
-        <w:tblW w:type="dxa" w:w="10080"/>
-        <w:tblBorders>
-          <w:top w:val="none" w:color="FFFFFF" w:sz="0"/>
-          <w:left w:val="none" w:color="FFFFFF" w:sz="0"/>
-          <w:bottom w:val="none" w:color="FFFFFF" w:sz="0"/>
-          <w:right w:val="none" w:color="FFFFFF" w:sz="0"/>
-          <w:insideH w:val="none" w:color="FFFFFF" w:sz="0"/>
-          <w:insideV w:val="none" w:color="FFFFFF" w:sz="0"/>
-        </w:tblBorders>
-        <w:tblLayout w:type="fixed"/>
-      </w:tblPr>
-      <w:tblGrid>
-        <w:gridCol w:w="10080"/>
-      </w:tblGrid>
-      <w:tr>
-        <w:tc>
-          <w:tcPr>
-            <w:tcW w:type="dxa" w:w="10080"/>
-            <w:tcBorders>
-              <w:top w:val="none" w:color="FFFFFF" w:sz="0"/>
-              <w:left w:val="single" w:color="F37012" w:sz="24"/>
-              <w:bottom w:val="none" w:color="FFFFFF" w:sz="0"/>
-              <w:right w:val="none" w:color="FFFFFF" w:sz="0"/>
-            </w:tcBorders>
-            <w:shd w:fill="0D2227" w:color="auto" w:val="clear"/>
-            <w:tcMar>
-              <w:top w:type="dxa" w:w="240"/>
-              <w:left w:type="dxa" w:w="300"/>
-              <w:bottom w:type="dxa" w:w="240"/>
-              <w:right w:type="dxa" w:w="300"/>
-            </w:tcMar>
-          </w:tcPr>
-          <w:p>
-            <w:pPr>
-              <w:spacing w:after="60"/>
-            </w:pPr>
-            <w:r>
-              <w:rPr>
-                <w:rFonts w:ascii="Calibri" w:cs="Calibri" w:eastAsia="Calibri" w:hAnsi="Calibri"/>
-                <w:b/>
-                <w:bCs/>
-                <w:color w:val="FFAD79"/>
-                <w:sz w:val="24"/>
-                <w:szCs w:val="24"/>
-              </w:rPr>
-              <w:t xml:space="preserve">¿Necesitas acompañamiento?</w:t>
-            </w:r>
-          </w:p>
-          <w:p>
-            <w:pPr>
-              <w:spacing w:after="60"/>
-            </w:pPr>
-            <w:r>
-              <w:rPr>
-                <w:rFonts w:ascii="Calibri" w:cs="Calibri" w:eastAsia="Calibri" w:hAnsi="Calibri"/>
-                <w:color w:val="FFFFFF"/>
-                <w:sz w:val="21"/>
-                <w:szCs w:val="21"/>
-              </w:rPr>
-              <w:t xml:space="preserve">El equipo del CEA te ayuda a implementar esta cápsula en tu curso.</w:t>
-            </w:r>
-          </w:p>
-          <w:p>
-            <w:r>
-              <w:rPr>
-                <w:rFonts w:ascii="Calibri" w:cs="Calibri" w:eastAsia="Calibri" w:hAnsi="Calibri"/>
-                <w:color w:val="B4C4C6"/>
-                <w:sz w:val="18"/>
-                <w:szCs w:val="18"/>
-              </w:rPr>
-              <w:t xml:space="preserve">CEA · Centro de Innovación Pedagógica y Educación Digital — Universidad de San Buenaventura Cali</w:t>
-            </w:r>
-          </w:p>
-        </w:tc>
-      </w:tr>
-    </w:tbl>
+        <w:pBdr>
+          <w:top w:val="single" w:color="CAD6D0" w:sz="4" w:space="8"/>
+        </w:pBdr>
+        <w:spacing w:before="360"/>
+      </w:pPr>
+      <w:r>
+        <w:rPr>
+          <w:rFonts w:ascii="Calibri" w:cs="Calibri" w:eastAsia="Calibri" w:hAnsi="Calibri"/>
+          <w:color w:val="52656A"/>
+          <w:sz w:val="18"/>
+          <w:szCs w:val="18"/>
+        </w:rPr>
+        <w:t xml:space="preserve">CEA · Centro de Innovación Pedagógica y Educación Digital — Universidad de San Buenaventura Cali</w:t>
+      </w:r>
+    </w:p>
     <w:sectPr>
       <w:headerReference w:type="default" r:id="rId6"/>
       <w:footerReference w:type="default" r:id="rId7"/>
